--- a/Prakyath Resume/Prakyath_Arya - Resume.docx
+++ b/Prakyath Resume/Prakyath_Arya - Resume.docx
@@ -1,22 +1,111 @@
 
 <file path=word/document.xml><?xml version="1.0" encoding="utf-8"?>
-<w:document xmlns:wpc="http://schemas.microsoft.com/office/word/2010/wordprocessingCanvas" xmlns:cx="http://schemas.microsoft.com/office/drawing/2014/chartex" xmlns:cx1="http://schemas.microsoft.com/office/drawing/2015/9/8/chartex" xmlns:cx2="http://schemas.microsoft.com/office/drawing/2015/10/21/chartex" xmlns:cx3="http://schemas.microsoft.com/office/drawing/2016/5/9/chartex" xmlns:cx4="http://schemas.microsoft.com/office/drawing/2016/5/10/chartex" xmlns:cx5="http://schemas.microsoft.com/office/drawing/2016/5/11/chartex" xmlns:cx6="http://schemas.microsoft.com/office/drawing/2016/5/12/chartex" xmlns:cx7="http://schemas.microsoft.com/office/drawing/2016/5/13/chartex" xmlns:cx8="http://schemas.microsoft.com/office/drawing/2016/5/14/chartex" xmlns:mc="http://schemas.openxmlformats.org/markup-compatibility/2006" xmlns:aink="http://schemas.microsoft.com/office/drawing/2016/ink" xmlns:am3d="http://schemas.microsoft.com/office/drawing/2017/model3d" xmlns:o="urn:schemas-microsoft-com:office:office" xmlns:oel="http://schemas.microsoft.com/office/2019/extlst" xmlns:r="http://schemas.openxmlformats.org/officeDocument/2006/relationships" xmlns:m="http://schemas.openxmlformats.org/officeDocument/2006/math" xmlns:v="urn:schemas-microsoft-com:vml" xmlns:wp14="http://schemas.microsoft.com/office/word/2010/wordprocessingDrawing" xmlns:wp="http://schemas.openxmlformats.org/drawingml/2006/wordprocessingDrawing" xmlns:w10="urn:schemas-microsoft-com:office:word" xmlns:w="http://schemas.openxmlformats.org/wordprocessingml/2006/main" xmlns:w14="http://schemas.microsoft.com/office/word/2010/wordml" xmlns:w15="http://schemas.microsoft.com/office/word/2012/wordml" xmlns:w16cex="http://schemas.microsoft.com/office/word/2018/wordml/cex" xmlns:w16cid="http://schemas.microsoft.com/office/word/2016/wordml/cid" xmlns:w16="http://schemas.microsoft.com/office/word/2018/wordml" xmlns:w16du="http://schemas.microsoft.com/office/word/2023/wordml/word16du" xmlns:w16sdtdh="http://schemas.microsoft.com/office/word/2020/wordml/sdtdatahash" xmlns:w16se="http://schemas.microsoft.com/office/word/2015/wordml/symex" xmlns:wpg="http://schemas.microsoft.com/office/word/2010/wordprocessingGroup" xmlns:wpi="http://schemas.microsoft.com/office/word/2010/wordprocessingInk" xmlns:wne="http://schemas.microsoft.com/office/word/2006/wordml" xmlns:wps="http://schemas.microsoft.com/office/word/2010/wordprocessingShape" mc:Ignorable="w14 w15 w16se w16cid w16 w16cex w16sdtdh w16du wp14">
+<w:document xmlns:wpc="http://schemas.microsoft.com/office/word/2010/wordprocessingCanvas" xmlns:cx="http://schemas.microsoft.com/office/drawing/2014/chartex" xmlns:cx1="http://schemas.microsoft.com/office/drawing/2015/9/8/chartex" xmlns:cx2="http://schemas.microsoft.com/office/drawing/2015/10/21/chartex" xmlns:cx3="http://schemas.microsoft.com/office/drawing/2016/5/9/chartex" xmlns:cx4="http://schemas.microsoft.com/office/drawing/2016/5/10/chartex" xmlns:cx5="http://schemas.microsoft.com/office/drawing/2016/5/11/chartex" xmlns:cx6="http://schemas.microsoft.com/office/drawing/2016/5/12/chartex" xmlns:cx7="http://schemas.microsoft.com/office/drawing/2016/5/13/chartex" xmlns:cx8="http://schemas.microsoft.com/office/drawing/2016/5/14/chartex" xmlns:mc="http://schemas.openxmlformats.org/markup-compatibility/2006" xmlns:aink="http://schemas.microsoft.com/office/drawing/2016/ink" xmlns:am3d="http://schemas.microsoft.com/office/drawing/2017/model3d" xmlns:o="urn:schemas-microsoft-com:office:office" xmlns:oel="http://schemas.microsoft.com/office/2019/extlst" xmlns:r="http://schemas.openxmlformats.org/officeDocument/2006/relationships" xmlns:m="http://schemas.openxmlformats.org/officeDocument/2006/math" xmlns:v="urn:schemas-microsoft-com:vml" xmlns:wp14="http://schemas.microsoft.com/office/word/2010/wordprocessingDrawing" xmlns:wp="http://schemas.openxmlformats.org/drawingml/2006/wordprocessingDrawing" xmlns:w10="urn:schemas-microsoft-com:office:word" xmlns:w="http://schemas.openxmlformats.org/wordprocessingml/2006/main" xmlns:w14="http://schemas.microsoft.com/office/word/2010/wordml" xmlns:w15="http://schemas.microsoft.com/office/word/2012/wordml" xmlns:w16cex="http://schemas.microsoft.com/office/word/2018/wordml/cex" xmlns:w16cid="http://schemas.microsoft.com/office/word/2016/wordml/cid" xmlns:w16="http://schemas.microsoft.com/office/word/2018/wordml" xmlns:w16du="http://schemas.microsoft.com/office/word/2023/wordml/word16du" xmlns:w16sdtdh="http://schemas.microsoft.com/office/word/2020/wordml/sdtdatahash" xmlns:w16sdtfl="http://schemas.microsoft.com/office/word/2024/wordml/sdtformatlock" xmlns:w16se="http://schemas.microsoft.com/office/word/2015/wordml/symex" xmlns:wpg="http://schemas.microsoft.com/office/word/2010/wordprocessingGroup" xmlns:wpi="http://schemas.microsoft.com/office/word/2010/wordprocessingInk" xmlns:wne="http://schemas.microsoft.com/office/word/2006/wordml" xmlns:wps="http://schemas.microsoft.com/office/word/2010/wordprocessingShape" mc:Ignorable="w14 w15 w16se w16cid w16 w16cex w16sdtdh w16sdtfl w16du wp14">
   <w:body>
     <w:p>
       <w:pPr>
         <w:rPr>
           <w:rFonts w:ascii="Verdana" w:hAnsi="Verdana"/>
-          <w:sz w:val="18"/>
-          <w:szCs w:val="18"/>
-        </w:rPr>
-      </w:pPr>
-      <w:r>
-        <w:rPr>
-          <w:rFonts w:ascii="Verdana" w:hAnsi="Verdana"/>
-          <w:b/>
-          <w:bCs/>
-          <w:sz w:val="18"/>
-          <w:szCs w:val="18"/>
+          <w:b/>
+          <w:bCs/>
+          <w:sz w:val="20"/>
+          <w:szCs w:val="20"/>
+        </w:rPr>
+      </w:pPr>
+      <w:r>
+        <w:rPr>
+          <w:rFonts w:ascii="Verdana" w:hAnsi="Verdana"/>
+          <w:noProof/>
+          <w:sz w:val="20"/>
+          <w:szCs w:val="20"/>
+        </w:rPr>
+        <w:drawing>
+          <wp:anchor distT="0" distB="0" distL="114300" distR="114300" simplePos="0" relativeHeight="251665408" behindDoc="0" locked="0" layoutInCell="1" allowOverlap="1" wp14:anchorId="03DB8F2A" wp14:editId="2972946B">
+            <wp:simplePos x="0" y="0"/>
+            <wp:positionH relativeFrom="column">
+              <wp:posOffset>-298087</wp:posOffset>
+            </wp:positionH>
+            <wp:positionV relativeFrom="paragraph">
+              <wp:posOffset>-445135</wp:posOffset>
+            </wp:positionV>
+            <wp:extent cx="2122714" cy="862487"/>
+            <wp:effectExtent l="0" t="0" r="0" b="0"/>
+            <wp:wrapNone/>
+            <wp:docPr id="1686114960" name="Picture 3"/>
+            <wp:cNvGraphicFramePr>
+              <a:graphicFrameLocks xmlns:a="http://schemas.openxmlformats.org/drawingml/2006/main" noChangeAspect="1"/>
+            </wp:cNvGraphicFramePr>
+            <a:graphic xmlns:a="http://schemas.openxmlformats.org/drawingml/2006/main">
+              <a:graphicData uri="http://schemas.openxmlformats.org/drawingml/2006/picture">
+                <pic:pic xmlns:pic="http://schemas.openxmlformats.org/drawingml/2006/picture">
+                  <pic:nvPicPr>
+                    <pic:cNvPr id="0" name="Picture 3"/>
+                    <pic:cNvPicPr>
+                      <a:picLocks noChangeAspect="1" noChangeArrowheads="1"/>
+                    </pic:cNvPicPr>
+                  </pic:nvPicPr>
+                  <pic:blipFill>
+                    <a:blip r:embed="rId5" cstate="print">
+                      <a:extLst>
+                        <a:ext uri="{28A0092B-C50C-407E-A947-70E740481C1C}">
+                          <a14:useLocalDpi xmlns:a14="http://schemas.microsoft.com/office/drawing/2010/main" val="0"/>
+                        </a:ext>
+                      </a:extLst>
+                    </a:blip>
+                    <a:srcRect/>
+                    <a:stretch>
+                      <a:fillRect/>
+                    </a:stretch>
+                  </pic:blipFill>
+                  <pic:spPr bwMode="auto">
+                    <a:xfrm>
+                      <a:off x="0" y="0"/>
+                      <a:ext cx="2122714" cy="862487"/>
+                    </a:xfrm>
+                    <a:prstGeom prst="rect">
+                      <a:avLst/>
+                    </a:prstGeom>
+                    <a:noFill/>
+                    <a:ln>
+                      <a:noFill/>
+                    </a:ln>
+                  </pic:spPr>
+                </pic:pic>
+              </a:graphicData>
+            </a:graphic>
+            <wp14:sizeRelH relativeFrom="margin">
+              <wp14:pctWidth>0</wp14:pctWidth>
+            </wp14:sizeRelH>
+            <wp14:sizeRelV relativeFrom="margin">
+              <wp14:pctHeight>0</wp14:pctHeight>
+            </wp14:sizeRelV>
+          </wp:anchor>
+        </w:drawing>
+      </w:r>
+      <w:r>
+        <w:rPr>
+          <w:rFonts w:ascii="Verdana" w:hAnsi="Verdana"/>
+          <w:sz w:val="20"/>
+          <w:szCs w:val="20"/>
+        </w:rPr>
+        <w:t xml:space="preserve"> </w:t>
+      </w:r>
+    </w:p>
+    <w:p>
+      <w:pPr>
+        <w:rPr>
+          <w:rFonts w:ascii="Verdana" w:hAnsi="Verdana"/>
+          <w:sz w:val="20"/>
+          <w:szCs w:val="20"/>
+        </w:rPr>
+      </w:pPr>
+      <w:r>
+        <w:rPr>
+          <w:rFonts w:ascii="Verdana" w:hAnsi="Verdana"/>
+          <w:b/>
+          <w:bCs/>
+          <w:sz w:val="20"/>
+          <w:szCs w:val="20"/>
         </w:rPr>
         <w:t>Prakyath S Arya</w:t>
       </w:r>
@@ -25,24 +114,24 @@
           <w:rFonts w:ascii="Verdana" w:hAnsi="Verdana"/>
           <w:b/>
           <w:bCs/>
-          <w:sz w:val="18"/>
-          <w:szCs w:val="18"/>
+          <w:sz w:val="20"/>
+          <w:szCs w:val="20"/>
         </w:rPr>
         <w:br/>
       </w:r>
       <w:r>
         <w:rPr>
           <w:rFonts w:ascii="Verdana" w:hAnsi="Verdana"/>
-          <w:sz w:val="18"/>
-          <w:szCs w:val="18"/>
+          <w:sz w:val="20"/>
+          <w:szCs w:val="20"/>
         </w:rPr>
         <w:t>Bengaluru</w:t>
       </w:r>
       <w:r>
         <w:rPr>
           <w:rFonts w:ascii="Verdana" w:hAnsi="Verdana"/>
-          <w:sz w:val="18"/>
-          <w:szCs w:val="18"/>
+          <w:sz w:val="20"/>
+          <w:szCs w:val="20"/>
         </w:rPr>
         <w:br/>
         <w:t>Mobile: +91 63628 81710</w:t>
@@ -50,21 +139,21 @@
       <w:r>
         <w:rPr>
           <w:rFonts w:ascii="Verdana" w:hAnsi="Verdana"/>
-          <w:sz w:val="18"/>
-          <w:szCs w:val="18"/>
+          <w:sz w:val="20"/>
+          <w:szCs w:val="20"/>
         </w:rPr>
         <w:br/>
         <w:t xml:space="preserve">Email: </w:t>
       </w:r>
-      <w:hyperlink r:id="rId5" w:history="1">
+      <w:hyperlink r:id="rId6" w:history="1">
         <w:r>
           <w:rPr>
             <w:rStyle w:val="Hyperlink"/>
             <w:rFonts w:ascii="Verdana" w:hAnsi="Verdana"/>
-            <w:sz w:val="18"/>
-            <w:szCs w:val="18"/>
+            <w:sz w:val="20"/>
+            <w:szCs w:val="20"/>
           </w:rPr>
-          <w:t>arya.prakyath@gmail.com</w:t>
+          <w:t>arsarya@deloitte.com</w:t>
         </w:r>
       </w:hyperlink>
     </w:p>
@@ -72,16 +161,16 @@
       <w:pPr>
         <w:rPr>
           <w:rFonts w:ascii="Verdana" w:hAnsi="Verdana"/>
-          <w:sz w:val="18"/>
-          <w:szCs w:val="18"/>
+          <w:sz w:val="20"/>
+          <w:szCs w:val="20"/>
         </w:rPr>
       </w:pPr>
       <w:r>
         <w:rPr>
           <w:rFonts w:ascii="Verdana" w:hAnsi="Verdana"/>
           <w:noProof/>
-          <w:sz w:val="18"/>
-          <w:szCs w:val="18"/>
+          <w:sz w:val="20"/>
+          <w:szCs w:val="20"/>
         </w:rPr>
         <mc:AlternateContent>
           <mc:Choice Requires="wps">
@@ -154,33 +243,49 @@
       <w:pPr>
         <w:rPr>
           <w:rFonts w:ascii="Verdana" w:hAnsi="Verdana"/>
-          <w:sz w:val="18"/>
-          <w:szCs w:val="18"/>
-        </w:rPr>
-      </w:pPr>
-      <w:r>
-        <w:rPr>
-          <w:rFonts w:ascii="Verdana" w:hAnsi="Verdana"/>
-          <w:sz w:val="18"/>
-          <w:szCs w:val="18"/>
+          <w:sz w:val="20"/>
+          <w:szCs w:val="20"/>
+        </w:rPr>
+      </w:pPr>
+      <w:r>
+        <w:rPr>
+          <w:rFonts w:ascii="Verdana" w:hAnsi="Verdana"/>
+          <w:sz w:val="20"/>
+          <w:szCs w:val="20"/>
         </w:rPr>
         <w:t xml:space="preserve">With over </w:t>
       </w:r>
       <w:r>
         <w:rPr>
           <w:rFonts w:ascii="Verdana" w:hAnsi="Verdana"/>
-          <w:sz w:val="18"/>
-          <w:szCs w:val="18"/>
-        </w:rPr>
-        <w:t>three</w:t>
-      </w:r>
-      <w:r>
-        <w:rPr>
-          <w:rFonts w:ascii="Verdana" w:hAnsi="Verdana"/>
-          <w:sz w:val="18"/>
-          <w:szCs w:val="18"/>
-        </w:rPr>
-        <w:t xml:space="preserve"> years of professional experience, I specialize in building and crafting engaging, responsive and efficient user interfaces using the SPA ReactJS framework, complemented by expertise in TypeScript, JavaScript, and CSS.</w:t>
+          <w:sz w:val="20"/>
+          <w:szCs w:val="20"/>
+        </w:rPr>
+        <w:t>four</w:t>
+      </w:r>
+      <w:r>
+        <w:rPr>
+          <w:rFonts w:ascii="Verdana" w:hAnsi="Verdana"/>
+          <w:sz w:val="20"/>
+          <w:szCs w:val="20"/>
+        </w:rPr>
+        <w:t xml:space="preserve"> years of professional experience, I specialize in building and crafting engaging, responsive and efficient user interfaces using the SPA ReactJS framework, complemented by expertise in TypeScript, JavaScript, </w:t>
+      </w:r>
+      <w:r>
+        <w:rPr>
+          <w:rFonts w:ascii="Verdana" w:hAnsi="Verdana"/>
+          <w:sz w:val="20"/>
+          <w:szCs w:val="20"/>
+        </w:rPr>
+        <w:t>CSS; developing and integrating REST APIs and function apps with .NET and automating CI/CD with DevOps</w:t>
+      </w:r>
+      <w:r>
+        <w:rPr>
+          <w:rFonts w:ascii="Verdana" w:hAnsi="Verdana"/>
+          <w:sz w:val="20"/>
+          <w:szCs w:val="20"/>
+        </w:rPr>
+        <w:t>.</w:t>
       </w:r>
     </w:p>
     <w:p>
@@ -190,8 +295,8 @@
           <w:b/>
           <w:bCs/>
           <w:color w:val="0F9ED5" w:themeColor="accent4"/>
-          <w:sz w:val="18"/>
-          <w:szCs w:val="18"/>
+          <w:sz w:val="20"/>
+          <w:szCs w:val="20"/>
         </w:rPr>
       </w:pPr>
       <w:r>
@@ -200,8 +305,8 @@
           <w:b/>
           <w:bCs/>
           <w:color w:val="0F9ED5" w:themeColor="accent4"/>
-          <w:sz w:val="18"/>
-          <w:szCs w:val="18"/>
+          <w:sz w:val="20"/>
+          <w:szCs w:val="20"/>
         </w:rPr>
         <w:t>PROFESSIONAL EXPERIENCE - 1 (BIAS Infotech Pvt Ltd June 2021 – March 2022)</w:t>
       </w:r>
@@ -211,8 +316,8 @@
           <w:b/>
           <w:bCs/>
           <w:color w:val="0F9ED5" w:themeColor="accent4"/>
-          <w:sz w:val="18"/>
-          <w:szCs w:val="18"/>
+          <w:sz w:val="20"/>
+          <w:szCs w:val="20"/>
         </w:rPr>
         <w:br/>
       </w:r>
@@ -221,8 +326,8 @@
           <w:rFonts w:ascii="Verdana" w:hAnsi="Verdana"/>
           <w:b/>
           <w:bCs/>
-          <w:sz w:val="18"/>
-          <w:szCs w:val="18"/>
+          <w:sz w:val="20"/>
+          <w:szCs w:val="20"/>
         </w:rPr>
         <w:t>Graduate</w:t>
       </w:r>
@@ -231,8 +336,8 @@
           <w:rFonts w:ascii="Verdana" w:hAnsi="Verdana"/>
           <w:b/>
           <w:bCs/>
-          <w:sz w:val="18"/>
-          <w:szCs w:val="18"/>
+          <w:sz w:val="20"/>
+          <w:szCs w:val="20"/>
         </w:rPr>
         <w:t xml:space="preserve"> </w:t>
       </w:r>
@@ -241,8 +346,8 @@
           <w:rFonts w:ascii="Verdana" w:hAnsi="Verdana"/>
           <w:b/>
           <w:bCs/>
-          <w:sz w:val="18"/>
-          <w:szCs w:val="18"/>
+          <w:sz w:val="20"/>
+          <w:szCs w:val="20"/>
         </w:rPr>
         <w:t>Trainee</w:t>
       </w:r>
@@ -258,25 +363,25 @@
           <w:rFonts w:ascii="Verdana" w:hAnsi="Verdana"/>
           <w:b/>
           <w:bCs/>
-          <w:sz w:val="18"/>
-          <w:szCs w:val="18"/>
-        </w:rPr>
-      </w:pPr>
-      <w:r>
-        <w:rPr>
-          <w:rFonts w:ascii="Verdana" w:hAnsi="Verdana"/>
-          <w:b/>
-          <w:bCs/>
-          <w:sz w:val="18"/>
-          <w:szCs w:val="18"/>
+          <w:sz w:val="20"/>
+          <w:szCs w:val="20"/>
+        </w:rPr>
+      </w:pPr>
+      <w:r>
+        <w:rPr>
+          <w:rFonts w:ascii="Verdana" w:hAnsi="Verdana"/>
+          <w:b/>
+          <w:bCs/>
+          <w:sz w:val="20"/>
+          <w:szCs w:val="20"/>
         </w:rPr>
         <w:t>Web Application Development:</w:t>
       </w:r>
       <w:r>
         <w:rPr>
           <w:rFonts w:ascii="Verdana" w:hAnsi="Verdana"/>
-          <w:sz w:val="18"/>
-          <w:szCs w:val="18"/>
+          <w:sz w:val="20"/>
+          <w:szCs w:val="20"/>
         </w:rPr>
         <w:t xml:space="preserve"> Developed interactive web applications using the ReactJS framework, focusing on user engagement and dynamic content.</w:t>
       </w:r>
@@ -292,25 +397,25 @@
           <w:rFonts w:ascii="Verdana" w:hAnsi="Verdana"/>
           <w:b/>
           <w:bCs/>
-          <w:sz w:val="18"/>
-          <w:szCs w:val="18"/>
-        </w:rPr>
-      </w:pPr>
-      <w:r>
-        <w:rPr>
-          <w:rFonts w:ascii="Verdana" w:hAnsi="Verdana"/>
-          <w:b/>
-          <w:bCs/>
-          <w:sz w:val="18"/>
-          <w:szCs w:val="18"/>
+          <w:sz w:val="20"/>
+          <w:szCs w:val="20"/>
+        </w:rPr>
+      </w:pPr>
+      <w:r>
+        <w:rPr>
+          <w:rFonts w:ascii="Verdana" w:hAnsi="Verdana"/>
+          <w:b/>
+          <w:bCs/>
+          <w:sz w:val="20"/>
+          <w:szCs w:val="20"/>
         </w:rPr>
         <w:t>Database Management:</w:t>
       </w:r>
       <w:r>
         <w:rPr>
           <w:rFonts w:ascii="Verdana" w:hAnsi="Verdana"/>
-          <w:sz w:val="18"/>
-          <w:szCs w:val="18"/>
+          <w:sz w:val="20"/>
+          <w:szCs w:val="20"/>
         </w:rPr>
         <w:t xml:space="preserve"> Gained experience in Oracle SQL/PLSQL, enhancing database management and optimization tasks.</w:t>
       </w:r>
@@ -326,57 +431,59 @@
           <w:rFonts w:ascii="Verdana" w:hAnsi="Verdana"/>
           <w:b/>
           <w:bCs/>
-          <w:sz w:val="18"/>
-          <w:szCs w:val="18"/>
-        </w:rPr>
-      </w:pPr>
-      <w:r>
-        <w:rPr>
-          <w:rFonts w:ascii="Verdana" w:hAnsi="Verdana"/>
-          <w:b/>
-          <w:bCs/>
-          <w:sz w:val="18"/>
-          <w:szCs w:val="18"/>
+          <w:sz w:val="20"/>
+          <w:szCs w:val="20"/>
+        </w:rPr>
+      </w:pPr>
+      <w:r>
+        <w:rPr>
+          <w:rFonts w:ascii="Verdana" w:hAnsi="Verdana"/>
+          <w:b/>
+          <w:bCs/>
+          <w:sz w:val="20"/>
+          <w:szCs w:val="20"/>
         </w:rPr>
         <w:t>Programming:</w:t>
       </w:r>
       <w:r>
         <w:rPr>
           <w:rFonts w:ascii="Verdana" w:hAnsi="Verdana"/>
-          <w:sz w:val="18"/>
-          <w:szCs w:val="18"/>
+          <w:sz w:val="20"/>
+          <w:szCs w:val="20"/>
         </w:rPr>
         <w:t xml:space="preserve"> Acquired hands-on experience in</w:t>
       </w:r>
       <w:r>
         <w:rPr>
           <w:rFonts w:ascii="Verdana" w:hAnsi="Verdana"/>
-          <w:sz w:val="18"/>
-          <w:szCs w:val="18"/>
+          <w:sz w:val="20"/>
+          <w:szCs w:val="20"/>
         </w:rPr>
         <w:t xml:space="preserve"> </w:t>
       </w:r>
       <w:r>
         <w:rPr>
           <w:rFonts w:ascii="Verdana" w:hAnsi="Verdana"/>
-          <w:sz w:val="18"/>
-          <w:szCs w:val="18"/>
+          <w:sz w:val="20"/>
+          <w:szCs w:val="20"/>
         </w:rPr>
         <w:t xml:space="preserve">Java and </w:t>
       </w:r>
-      <w:r>
-        <w:rPr>
-          <w:rFonts w:ascii="Verdana" w:hAnsi="Verdana"/>
-          <w:sz w:val="18"/>
-          <w:szCs w:val="18"/>
+      <w:proofErr w:type="spellStart"/>
+      <w:r>
+        <w:rPr>
+          <w:rFonts w:ascii="Verdana" w:hAnsi="Verdana"/>
+          <w:sz w:val="20"/>
+          <w:szCs w:val="20"/>
         </w:rPr>
         <w:t>Javascript</w:t>
       </w:r>
-      <w:r>
-        <w:rPr>
-          <w:rFonts w:ascii="Verdana" w:hAnsi="Verdana"/>
-          <w:sz w:val="18"/>
-          <w:szCs w:val="18"/>
+      <w:proofErr w:type="spellEnd"/>
+      <w:r>
+        <w:rPr>
+          <w:rFonts w:ascii="Verdana" w:hAnsi="Verdana"/>
+          <w:sz w:val="20"/>
+          <w:szCs w:val="20"/>
         </w:rPr>
         <w:t xml:space="preserve"> languages.</w:t>
       </w:r>
@@ -392,25 +499,25 @@
           <w:rFonts w:ascii="Verdana" w:hAnsi="Verdana"/>
           <w:b/>
           <w:bCs/>
-          <w:sz w:val="18"/>
-          <w:szCs w:val="18"/>
-        </w:rPr>
-      </w:pPr>
-      <w:r>
-        <w:rPr>
-          <w:rFonts w:ascii="Verdana" w:hAnsi="Verdana"/>
-          <w:b/>
-          <w:bCs/>
-          <w:sz w:val="18"/>
-          <w:szCs w:val="18"/>
+          <w:sz w:val="20"/>
+          <w:szCs w:val="20"/>
+        </w:rPr>
+      </w:pPr>
+      <w:r>
+        <w:rPr>
+          <w:rFonts w:ascii="Verdana" w:hAnsi="Verdana"/>
+          <w:b/>
+          <w:bCs/>
+          <w:sz w:val="20"/>
+          <w:szCs w:val="20"/>
         </w:rPr>
         <w:t>Version Control:</w:t>
       </w:r>
       <w:r>
         <w:rPr>
           <w:rFonts w:ascii="Verdana" w:hAnsi="Verdana"/>
-          <w:sz w:val="18"/>
-          <w:szCs w:val="18"/>
+          <w:sz w:val="20"/>
+          <w:szCs w:val="20"/>
         </w:rPr>
         <w:t xml:space="preserve"> Utilized GIT for version control, managing project workflows and ensuring code integrity across development stages.</w:t>
       </w:r>
@@ -421,8 +528,8 @@
           <w:rFonts w:ascii="Verdana" w:hAnsi="Verdana"/>
           <w:b/>
           <w:bCs/>
-          <w:sz w:val="18"/>
-          <w:szCs w:val="18"/>
+          <w:sz w:val="20"/>
+          <w:szCs w:val="20"/>
         </w:rPr>
       </w:pPr>
       <w:r>
@@ -431,8 +538,8 @@
           <w:b/>
           <w:bCs/>
           <w:color w:val="0F9ED5" w:themeColor="accent4"/>
-          <w:sz w:val="18"/>
-          <w:szCs w:val="18"/>
+          <w:sz w:val="20"/>
+          <w:szCs w:val="20"/>
         </w:rPr>
         <w:t>PROFESSIONAL EXPERIENCE - 2 (</w:t>
       </w:r>
@@ -442,8 +549,8 @@
           <w:b/>
           <w:bCs/>
           <w:color w:val="0F9ED5" w:themeColor="accent4"/>
-          <w:sz w:val="18"/>
-          <w:szCs w:val="18"/>
+          <w:sz w:val="20"/>
+          <w:szCs w:val="20"/>
         </w:rPr>
         <w:t xml:space="preserve">Deloitte Consulting India Pvt Ltd </w:t>
       </w:r>
@@ -453,8 +560,8 @@
           <w:b/>
           <w:bCs/>
           <w:color w:val="0F9ED5" w:themeColor="accent4"/>
-          <w:sz w:val="18"/>
-          <w:szCs w:val="18"/>
+          <w:sz w:val="20"/>
+          <w:szCs w:val="20"/>
         </w:rPr>
         <w:t>March 2022 – Present)</w:t>
       </w:r>
@@ -464,8 +571,8 @@
           <w:b/>
           <w:bCs/>
           <w:color w:val="0F9ED5" w:themeColor="accent4"/>
-          <w:sz w:val="18"/>
-          <w:szCs w:val="18"/>
+          <w:sz w:val="20"/>
+          <w:szCs w:val="20"/>
         </w:rPr>
         <w:br/>
       </w:r>
@@ -474,8 +581,8 @@
           <w:rFonts w:ascii="Verdana" w:hAnsi="Verdana"/>
           <w:b/>
           <w:bCs/>
-          <w:sz w:val="18"/>
-          <w:szCs w:val="18"/>
+          <w:sz w:val="20"/>
+          <w:szCs w:val="20"/>
         </w:rPr>
         <w:t>Cloud</w:t>
       </w:r>
@@ -484,8 +591,8 @@
           <w:rFonts w:ascii="Verdana" w:hAnsi="Verdana"/>
           <w:b/>
           <w:bCs/>
-          <w:sz w:val="18"/>
-          <w:szCs w:val="18"/>
+          <w:sz w:val="20"/>
+          <w:szCs w:val="20"/>
         </w:rPr>
         <w:t xml:space="preserve"> </w:t>
       </w:r>
@@ -494,8 +601,8 @@
           <w:rFonts w:ascii="Verdana" w:hAnsi="Verdana"/>
           <w:b/>
           <w:bCs/>
-          <w:sz w:val="18"/>
-          <w:szCs w:val="18"/>
+          <w:sz w:val="20"/>
+          <w:szCs w:val="20"/>
         </w:rPr>
         <w:t>Analyst</w:t>
       </w:r>
@@ -511,25 +618,25 @@
           <w:rFonts w:ascii="Verdana" w:hAnsi="Verdana"/>
           <w:b/>
           <w:bCs/>
-          <w:sz w:val="18"/>
-          <w:szCs w:val="18"/>
-        </w:rPr>
-      </w:pPr>
-      <w:r>
-        <w:rPr>
-          <w:rFonts w:ascii="Verdana" w:hAnsi="Verdana"/>
-          <w:b/>
-          <w:bCs/>
-          <w:sz w:val="18"/>
-          <w:szCs w:val="18"/>
+          <w:sz w:val="20"/>
+          <w:szCs w:val="20"/>
+        </w:rPr>
+      </w:pPr>
+      <w:r>
+        <w:rPr>
+          <w:rFonts w:ascii="Verdana" w:hAnsi="Verdana"/>
+          <w:b/>
+          <w:bCs/>
+          <w:sz w:val="20"/>
+          <w:szCs w:val="20"/>
         </w:rPr>
         <w:t>Web Application Development:</w:t>
       </w:r>
       <w:r>
         <w:rPr>
           <w:rFonts w:ascii="Verdana" w:hAnsi="Verdana"/>
-          <w:sz w:val="18"/>
-          <w:szCs w:val="18"/>
+          <w:sz w:val="20"/>
+          <w:szCs w:val="20"/>
         </w:rPr>
         <w:t xml:space="preserve"> Designed and developed a logistics web application using ReactJS, focusing on robust UI component design for a responsive single-page application.</w:t>
       </w:r>
@@ -545,25 +652,25 @@
           <w:rFonts w:ascii="Verdana" w:hAnsi="Verdana"/>
           <w:b/>
           <w:bCs/>
-          <w:sz w:val="18"/>
-          <w:szCs w:val="18"/>
-        </w:rPr>
-      </w:pPr>
-      <w:r>
-        <w:rPr>
-          <w:rFonts w:ascii="Verdana" w:hAnsi="Verdana"/>
-          <w:b/>
-          <w:bCs/>
-          <w:sz w:val="18"/>
-          <w:szCs w:val="18"/>
+          <w:sz w:val="20"/>
+          <w:szCs w:val="20"/>
+        </w:rPr>
+      </w:pPr>
+      <w:r>
+        <w:rPr>
+          <w:rFonts w:ascii="Verdana" w:hAnsi="Verdana"/>
+          <w:b/>
+          <w:bCs/>
+          <w:sz w:val="20"/>
+          <w:szCs w:val="20"/>
         </w:rPr>
         <w:t>State Management and Optimization:</w:t>
       </w:r>
       <w:r>
         <w:rPr>
           <w:rFonts w:ascii="Verdana" w:hAnsi="Verdana"/>
-          <w:sz w:val="18"/>
-          <w:szCs w:val="18"/>
+          <w:sz w:val="20"/>
+          <w:szCs w:val="20"/>
         </w:rPr>
         <w:t xml:space="preserve"> Employed Redux for effective state management and leveraged Hooks to optimize React component performance.</w:t>
       </w:r>
@@ -579,27 +686,45 @@
           <w:rFonts w:ascii="Verdana" w:hAnsi="Verdana"/>
           <w:b/>
           <w:bCs/>
-          <w:sz w:val="18"/>
-          <w:szCs w:val="18"/>
-        </w:rPr>
-      </w:pPr>
-      <w:r>
-        <w:rPr>
-          <w:rFonts w:ascii="Verdana" w:hAnsi="Verdana"/>
-          <w:b/>
-          <w:bCs/>
-          <w:sz w:val="18"/>
-          <w:szCs w:val="18"/>
+          <w:sz w:val="20"/>
+          <w:szCs w:val="20"/>
+        </w:rPr>
+      </w:pPr>
+      <w:r>
+        <w:rPr>
+          <w:rFonts w:ascii="Verdana" w:hAnsi="Verdana"/>
+          <w:b/>
+          <w:bCs/>
+          <w:sz w:val="20"/>
+          <w:szCs w:val="20"/>
         </w:rPr>
         <w:t>Real-Time Systems:</w:t>
       </w:r>
       <w:r>
         <w:rPr>
           <w:rFonts w:ascii="Verdana" w:hAnsi="Verdana"/>
-          <w:sz w:val="18"/>
-          <w:szCs w:val="18"/>
-        </w:rPr>
-        <w:t xml:space="preserve"> Implemented SignalR technology to design a notification system and enhance UI data updates in real-time.</w:t>
+          <w:sz w:val="20"/>
+          <w:szCs w:val="20"/>
+        </w:rPr>
+        <w:t xml:space="preserve"> Implemented </w:t>
+      </w:r>
+      <w:proofErr w:type="spellStart"/>
+      <w:r>
+        <w:rPr>
+          <w:rFonts w:ascii="Verdana" w:hAnsi="Verdana"/>
+          <w:sz w:val="20"/>
+          <w:szCs w:val="20"/>
+        </w:rPr>
+        <w:t>SignalR</w:t>
+      </w:r>
+      <w:proofErr w:type="spellEnd"/>
+      <w:r>
+        <w:rPr>
+          <w:rFonts w:ascii="Verdana" w:hAnsi="Verdana"/>
+          <w:sz w:val="20"/>
+          <w:szCs w:val="20"/>
+        </w:rPr>
+        <w:t xml:space="preserve"> technology to design a notification system and enhance UI data updates in real-time.</w:t>
       </w:r>
     </w:p>
     <w:p>
@@ -613,73 +738,95 @@
           <w:rFonts w:ascii="Verdana" w:hAnsi="Verdana"/>
           <w:b/>
           <w:bCs/>
-          <w:sz w:val="18"/>
-          <w:szCs w:val="18"/>
-        </w:rPr>
-      </w:pPr>
-      <w:r>
-        <w:rPr>
-          <w:rFonts w:ascii="Verdana" w:hAnsi="Verdana"/>
-          <w:b/>
-          <w:bCs/>
-          <w:sz w:val="18"/>
-          <w:szCs w:val="18"/>
-        </w:rPr>
-        <w:t>GraphQL Expertise:</w:t>
-      </w:r>
-      <w:r>
-        <w:rPr>
-          <w:rFonts w:ascii="Verdana" w:hAnsi="Verdana"/>
-          <w:sz w:val="18"/>
-          <w:szCs w:val="18"/>
-        </w:rPr>
-        <w:t xml:space="preserve"> Employed GraphQL to facilitate complex data queries and </w:t>
-      </w:r>
-      <w:r>
-        <w:rPr>
-          <w:rFonts w:ascii="Verdana" w:hAnsi="Verdana"/>
-          <w:sz w:val="18"/>
-          <w:szCs w:val="18"/>
-        </w:rPr>
-        <w:t xml:space="preserve">to </w:t>
-      </w:r>
-      <w:r>
-        <w:rPr>
-          <w:rFonts w:ascii="Verdana" w:hAnsi="Verdana"/>
-          <w:sz w:val="18"/>
-          <w:szCs w:val="18"/>
-        </w:rPr>
-        <w:t>optimize</w:t>
-      </w:r>
-      <w:r>
-        <w:rPr>
-          <w:rFonts w:ascii="Verdana" w:hAnsi="Verdana"/>
-          <w:sz w:val="18"/>
-          <w:szCs w:val="18"/>
+          <w:sz w:val="20"/>
+          <w:szCs w:val="20"/>
+        </w:rPr>
+      </w:pPr>
+      <w:proofErr w:type="spellStart"/>
+      <w:r>
+        <w:rPr>
+          <w:rFonts w:ascii="Verdana" w:hAnsi="Verdana"/>
+          <w:b/>
+          <w:bCs/>
+          <w:sz w:val="20"/>
+          <w:szCs w:val="20"/>
+        </w:rPr>
+        <w:t>GraphQL</w:t>
+      </w:r>
+      <w:proofErr w:type="spellEnd"/>
+      <w:r>
+        <w:rPr>
+          <w:rFonts w:ascii="Verdana" w:hAnsi="Verdana"/>
+          <w:b/>
+          <w:bCs/>
+          <w:sz w:val="20"/>
+          <w:szCs w:val="20"/>
+        </w:rPr>
+        <w:t xml:space="preserve"> Expertise:</w:t>
+      </w:r>
+      <w:r>
+        <w:rPr>
+          <w:rFonts w:ascii="Verdana" w:hAnsi="Verdana"/>
+          <w:sz w:val="20"/>
+          <w:szCs w:val="20"/>
+        </w:rPr>
+        <w:t xml:space="preserve"> Employed </w:t>
+      </w:r>
+      <w:proofErr w:type="spellStart"/>
+      <w:r>
+        <w:rPr>
+          <w:rFonts w:ascii="Verdana" w:hAnsi="Verdana"/>
+          <w:sz w:val="20"/>
+          <w:szCs w:val="20"/>
+        </w:rPr>
+        <w:t>GraphQL</w:t>
+      </w:r>
+      <w:proofErr w:type="spellEnd"/>
+      <w:r>
+        <w:rPr>
+          <w:rFonts w:ascii="Verdana" w:hAnsi="Verdana"/>
+          <w:sz w:val="20"/>
+          <w:szCs w:val="20"/>
+        </w:rPr>
+        <w:t xml:space="preserve"> to facilitate complex data queries and </w:t>
+      </w:r>
+      <w:r>
+        <w:rPr>
+          <w:rFonts w:ascii="Verdana" w:hAnsi="Verdana"/>
+          <w:sz w:val="20"/>
+          <w:szCs w:val="20"/>
+        </w:rPr>
+        <w:t>to optimize</w:t>
+      </w:r>
+      <w:r>
+        <w:rPr>
+          <w:rFonts w:ascii="Verdana" w:hAnsi="Verdana"/>
+          <w:sz w:val="20"/>
+          <w:szCs w:val="20"/>
         </w:rPr>
         <w:t xml:space="preserve"> communication between client and </w:t>
       </w:r>
       <w:r>
         <w:rPr>
           <w:rFonts w:ascii="Verdana" w:hAnsi="Verdana"/>
-          <w:sz w:val="18"/>
-          <w:szCs w:val="18"/>
+          <w:sz w:val="20"/>
+          <w:szCs w:val="20"/>
         </w:rPr>
         <w:t xml:space="preserve">API </w:t>
       </w:r>
       <w:r>
         <w:rPr>
           <w:rFonts w:ascii="Verdana" w:hAnsi="Verdana"/>
-          <w:sz w:val="18"/>
-          <w:szCs w:val="18"/>
+          <w:sz w:val="20"/>
+          <w:szCs w:val="20"/>
         </w:rPr>
         <w:t>server architectures</w:t>
       </w:r>
       <w:r>
         <w:rPr>
           <w:rFonts w:ascii="Verdana" w:hAnsi="Verdana"/>
-          <w:sz w:val="18"/>
-          <w:szCs w:val="18"/>
+          <w:sz w:val="20"/>
+          <w:szCs w:val="20"/>
         </w:rPr>
         <w:t>.</w:t>
       </w:r>
@@ -695,25 +842,25 @@
           <w:rFonts w:ascii="Verdana" w:hAnsi="Verdana"/>
           <w:b/>
           <w:bCs/>
-          <w:sz w:val="18"/>
-          <w:szCs w:val="18"/>
-        </w:rPr>
-      </w:pPr>
-      <w:r>
-        <w:rPr>
-          <w:rFonts w:ascii="Verdana" w:hAnsi="Verdana"/>
-          <w:b/>
-          <w:bCs/>
-          <w:sz w:val="18"/>
-          <w:szCs w:val="18"/>
+          <w:sz w:val="20"/>
+          <w:szCs w:val="20"/>
+        </w:rPr>
+      </w:pPr>
+      <w:r>
+        <w:rPr>
+          <w:rFonts w:ascii="Verdana" w:hAnsi="Verdana"/>
+          <w:b/>
+          <w:bCs/>
+          <w:sz w:val="20"/>
+          <w:szCs w:val="20"/>
         </w:rPr>
         <w:t>Web Technologies:</w:t>
       </w:r>
       <w:r>
         <w:rPr>
           <w:rFonts w:ascii="Verdana" w:hAnsi="Verdana"/>
-          <w:sz w:val="18"/>
-          <w:szCs w:val="18"/>
+          <w:sz w:val="20"/>
+          <w:szCs w:val="20"/>
         </w:rPr>
         <w:t xml:space="preserve"> Built dynamic web solutions using a comprehensive toolkit including JavaScript, TypeScript, JSX, HTML and CSS along with Bootstrap.</w:t>
       </w:r>
@@ -727,29 +874,96 @@
         </w:numPr>
         <w:rPr>
           <w:rFonts w:ascii="Verdana" w:hAnsi="Verdana"/>
-          <w:b/>
-          <w:bCs/>
-          <w:sz w:val="18"/>
-          <w:szCs w:val="18"/>
-        </w:rPr>
-      </w:pPr>
-      <w:r>
-        <w:rPr>
-          <w:rFonts w:ascii="Verdana" w:hAnsi="Verdana"/>
-          <w:b/>
-          <w:bCs/>
-          <w:sz w:val="18"/>
-          <w:szCs w:val="18"/>
-        </w:rPr>
-        <w:t xml:space="preserve">API Integration: </w:t>
-      </w:r>
-      <w:r>
-        <w:rPr>
-          <w:rFonts w:ascii="Verdana" w:hAnsi="Verdana"/>
-          <w:sz w:val="18"/>
-          <w:szCs w:val="18"/>
-        </w:rPr>
-        <w:t>Integrated RESTful APIs using .NET, ensuring seamless front-end utilization and functionality.</w:t>
+          <w:sz w:val="20"/>
+          <w:szCs w:val="20"/>
+        </w:rPr>
+      </w:pPr>
+      <w:r>
+        <w:rPr>
+          <w:rStyle w:val="Strong"/>
+          <w:rFonts w:ascii="Verdana" w:hAnsi="Verdana"/>
+          <w:sz w:val="20"/>
+          <w:szCs w:val="20"/>
+        </w:rPr>
+        <w:t>.NET</w:t>
+      </w:r>
+      <w:r>
+        <w:rPr>
+          <w:rStyle w:val="Strong"/>
+          <w:rFonts w:ascii="Verdana" w:hAnsi="Verdana"/>
+          <w:sz w:val="20"/>
+          <w:szCs w:val="20"/>
+        </w:rPr>
+        <w:t xml:space="preserve"> </w:t>
+      </w:r>
+      <w:r>
+        <w:rPr>
+          <w:rStyle w:val="Strong"/>
+          <w:rFonts w:ascii="Verdana" w:hAnsi="Verdana"/>
+          <w:sz w:val="20"/>
+          <w:szCs w:val="20"/>
+        </w:rPr>
+        <w:t>REST APIs</w:t>
+      </w:r>
+      <w:r>
+        <w:rPr>
+          <w:rStyle w:val="Strong"/>
+          <w:rFonts w:ascii="Verdana" w:hAnsi="Verdana"/>
+          <w:sz w:val="20"/>
+          <w:szCs w:val="20"/>
+        </w:rPr>
+        <w:t xml:space="preserve">: </w:t>
+      </w:r>
+      <w:r>
+        <w:rPr>
+          <w:rStyle w:val="Strong"/>
+          <w:rFonts w:ascii="Verdana" w:hAnsi="Verdana"/>
+          <w:b w:val="0"/>
+          <w:bCs w:val="0"/>
+          <w:sz w:val="20"/>
+          <w:szCs w:val="20"/>
+        </w:rPr>
+        <w:t>M</w:t>
+      </w:r>
+      <w:r>
+        <w:rPr>
+          <w:rFonts w:ascii="Verdana" w:hAnsi="Verdana"/>
+          <w:sz w:val="20"/>
+          <w:szCs w:val="20"/>
+        </w:rPr>
+        <w:t xml:space="preserve">aintained </w:t>
+      </w:r>
+      <w:r>
+        <w:rPr>
+          <w:rFonts w:ascii="Verdana" w:hAnsi="Verdana"/>
+          <w:sz w:val="20"/>
+          <w:szCs w:val="20"/>
+        </w:rPr>
+        <w:t xml:space="preserve">REST APIs </w:t>
+      </w:r>
+      <w:r>
+        <w:rPr>
+          <w:rFonts w:ascii="Verdana" w:hAnsi="Verdana"/>
+          <w:sz w:val="20"/>
+          <w:szCs w:val="20"/>
+        </w:rPr>
+        <w:t>for logistics workflows; implemented validation</w:t>
+      </w:r>
+      <w:r>
+        <w:rPr>
+          <w:rFonts w:ascii="Verdana" w:hAnsi="Verdana"/>
+          <w:sz w:val="20"/>
+          <w:szCs w:val="20"/>
+        </w:rPr>
+        <w:t>s</w:t>
+      </w:r>
+      <w:r>
+        <w:rPr>
+          <w:rFonts w:ascii="Verdana" w:hAnsi="Verdana"/>
+          <w:sz w:val="20"/>
+          <w:szCs w:val="20"/>
+        </w:rPr>
+        <w:t xml:space="preserve">, exception handling, and API versioning to improve reliability and backward compatibility. </w:t>
       </w:r>
     </w:p>
     <w:p>
@@ -761,61 +975,58 @@
         </w:numPr>
         <w:rPr>
           <w:rFonts w:ascii="Verdana" w:hAnsi="Verdana"/>
-          <w:b/>
-          <w:bCs/>
-          <w:sz w:val="18"/>
-          <w:szCs w:val="18"/>
-        </w:rPr>
-      </w:pPr>
-      <w:r>
-        <w:rPr>
-          <w:rFonts w:ascii="Verdana" w:hAnsi="Verdana"/>
-          <w:b/>
-          <w:bCs/>
-          <w:sz w:val="18"/>
-          <w:szCs w:val="18"/>
-        </w:rPr>
-        <w:t>Mobile Application Development:</w:t>
-      </w:r>
-      <w:r>
-        <w:rPr>
-          <w:rFonts w:ascii="Verdana" w:hAnsi="Verdana"/>
-          <w:sz w:val="18"/>
-          <w:szCs w:val="18"/>
-        </w:rPr>
-        <w:t xml:space="preserve"> Developed and enhanced a </w:t>
-      </w:r>
-      <w:r>
-        <w:rPr>
-          <w:rFonts w:ascii="Verdana" w:hAnsi="Verdana"/>
-          <w:sz w:val="18"/>
-          <w:szCs w:val="18"/>
-        </w:rPr>
-        <w:t>cross</w:t>
-      </w:r>
-      <w:r>
-        <w:rPr>
-          <w:rFonts w:ascii="Verdana" w:hAnsi="Verdana"/>
-          <w:sz w:val="18"/>
-          <w:szCs w:val="18"/>
-        </w:rPr>
-        <w:t>-</w:t>
-      </w:r>
-      <w:r>
-        <w:rPr>
-          <w:rFonts w:ascii="Verdana" w:hAnsi="Verdana"/>
-          <w:sz w:val="18"/>
-          <w:szCs w:val="18"/>
-        </w:rPr>
-        <w:t xml:space="preserve">platform </w:t>
-      </w:r>
-      <w:r>
-        <w:rPr>
-          <w:rFonts w:ascii="Verdana" w:hAnsi="Verdana"/>
-          <w:sz w:val="18"/>
-          <w:szCs w:val="18"/>
-        </w:rPr>
-        <w:t>mobile delivery system application built on the React Native framework.</w:t>
+          <w:sz w:val="20"/>
+          <w:szCs w:val="20"/>
+        </w:rPr>
+      </w:pPr>
+      <w:r>
+        <w:rPr>
+          <w:rStyle w:val="Strong"/>
+          <w:rFonts w:ascii="Verdana" w:hAnsi="Verdana"/>
+          <w:sz w:val="20"/>
+          <w:szCs w:val="20"/>
+        </w:rPr>
+        <w:t>Azure API Management (APIM)</w:t>
+      </w:r>
+      <w:r>
+        <w:rPr>
+          <w:rFonts w:ascii="Verdana" w:hAnsi="Verdana"/>
+          <w:sz w:val="20"/>
+          <w:szCs w:val="20"/>
+        </w:rPr>
+        <w:t xml:space="preserve">: </w:t>
+      </w:r>
+      <w:r>
+        <w:rPr>
+          <w:rFonts w:ascii="Verdana" w:hAnsi="Verdana"/>
+          <w:sz w:val="20"/>
+          <w:szCs w:val="20"/>
+        </w:rPr>
+        <w:t>Integrated</w:t>
+      </w:r>
+      <w:r>
+        <w:rPr>
+          <w:rFonts w:ascii="Verdana" w:hAnsi="Verdana"/>
+          <w:sz w:val="20"/>
+          <w:szCs w:val="20"/>
+        </w:rPr>
+        <w:t xml:space="preserve"> </w:t>
+      </w:r>
+      <w:r>
+        <w:rPr>
+          <w:rFonts w:ascii="Verdana" w:hAnsi="Verdana"/>
+          <w:sz w:val="20"/>
+          <w:szCs w:val="20"/>
+        </w:rPr>
+        <w:t>APIs with Azure APIM.</w:t>
+      </w:r>
+      <w:r>
+        <w:rPr>
+          <w:rFonts w:ascii="Verdana" w:hAnsi="Verdana"/>
+          <w:sz w:val="20"/>
+          <w:szCs w:val="20"/>
+        </w:rPr>
+        <w:t xml:space="preserve"> </w:t>
       </w:r>
     </w:p>
     <w:p>
@@ -827,43 +1038,602 @@
         </w:numPr>
         <w:rPr>
           <w:rFonts w:ascii="Verdana" w:hAnsi="Verdana"/>
-          <w:b/>
-          <w:bCs/>
-          <w:sz w:val="18"/>
-          <w:szCs w:val="18"/>
-        </w:rPr>
-      </w:pPr>
-      <w:r>
-        <w:rPr>
-          <w:rFonts w:ascii="Verdana" w:hAnsi="Verdana"/>
-          <w:b/>
-          <w:bCs/>
-          <w:sz w:val="18"/>
-          <w:szCs w:val="18"/>
-        </w:rPr>
+          <w:sz w:val="20"/>
+          <w:szCs w:val="20"/>
+        </w:rPr>
+      </w:pPr>
+      <w:proofErr w:type="spellStart"/>
+      <w:r>
+        <w:rPr>
+          <w:rStyle w:val="Strong"/>
+          <w:rFonts w:ascii="Verdana" w:hAnsi="Verdana"/>
+          <w:sz w:val="20"/>
+          <w:szCs w:val="20"/>
+        </w:rPr>
+        <w:t>OpenAPI</w:t>
+      </w:r>
+      <w:proofErr w:type="spellEnd"/>
+      <w:r>
+        <w:rPr>
+          <w:rStyle w:val="Strong"/>
+          <w:rFonts w:ascii="Verdana" w:hAnsi="Verdana"/>
+          <w:sz w:val="20"/>
+          <w:szCs w:val="20"/>
+        </w:rPr>
+        <w:t>/Swagger</w:t>
+      </w:r>
+      <w:r>
+        <w:rPr>
+          <w:rStyle w:val="Strong"/>
+          <w:rFonts w:ascii="Verdana" w:hAnsi="Verdana"/>
+          <w:sz w:val="20"/>
+          <w:szCs w:val="20"/>
+        </w:rPr>
+        <w:t xml:space="preserve">: </w:t>
+      </w:r>
+      <w:r>
+        <w:rPr>
+          <w:rFonts w:ascii="Verdana" w:hAnsi="Verdana"/>
+          <w:sz w:val="20"/>
+          <w:szCs w:val="20"/>
+        </w:rPr>
+        <w:t>Authored and published</w:t>
+      </w:r>
+      <w:r>
+        <w:rPr>
+          <w:rFonts w:ascii="Verdana" w:hAnsi="Verdana"/>
+          <w:sz w:val="20"/>
+          <w:szCs w:val="20"/>
+        </w:rPr>
+        <w:t xml:space="preserve"> API</w:t>
+      </w:r>
+      <w:r>
+        <w:rPr>
+          <w:rFonts w:ascii="Verdana" w:hAnsi="Verdana"/>
+          <w:sz w:val="20"/>
+          <w:szCs w:val="20"/>
+        </w:rPr>
+        <w:t xml:space="preserve"> contracts (</w:t>
+      </w:r>
+      <w:proofErr w:type="spellStart"/>
+      <w:r>
+        <w:rPr>
+          <w:rFonts w:ascii="Verdana" w:hAnsi="Verdana"/>
+          <w:sz w:val="20"/>
+          <w:szCs w:val="20"/>
+        </w:rPr>
+        <w:t>Swashbuckle</w:t>
+      </w:r>
+      <w:proofErr w:type="spellEnd"/>
+      <w:r>
+        <w:rPr>
+          <w:rFonts w:ascii="Verdana" w:hAnsi="Verdana"/>
+          <w:sz w:val="20"/>
+          <w:szCs w:val="20"/>
+        </w:rPr>
+        <w:t>); enforced schema consistency (</w:t>
+      </w:r>
+      <w:r>
+        <w:rPr>
+          <w:rFonts w:ascii="Verdana" w:hAnsi="Verdana"/>
+          <w:sz w:val="20"/>
+          <w:szCs w:val="20"/>
+        </w:rPr>
+        <w:t xml:space="preserve">including </w:t>
+      </w:r>
+      <w:r>
+        <w:rPr>
+          <w:rFonts w:ascii="Verdana" w:hAnsi="Verdana"/>
+          <w:sz w:val="20"/>
+          <w:szCs w:val="20"/>
+        </w:rPr>
+        <w:t xml:space="preserve">examples, error models, </w:t>
+      </w:r>
+      <w:proofErr w:type="spellStart"/>
+      <w:r>
+        <w:rPr>
+          <w:rFonts w:ascii="Verdana" w:hAnsi="Verdana"/>
+          <w:sz w:val="20"/>
+          <w:szCs w:val="20"/>
+        </w:rPr>
+        <w:t>enums</w:t>
+      </w:r>
+      <w:proofErr w:type="spellEnd"/>
+      <w:r>
+        <w:rPr>
+          <w:rFonts w:ascii="Verdana" w:hAnsi="Verdana"/>
+          <w:sz w:val="20"/>
+          <w:szCs w:val="20"/>
+        </w:rPr>
+        <w:t xml:space="preserve">) to reduce client/server integration defects. </w:t>
+      </w:r>
+    </w:p>
+    <w:p>
+      <w:pPr>
+        <w:pStyle w:val="ListParagraph"/>
+        <w:numPr>
+          <w:ilvl w:val="0"/>
+          <w:numId w:val="10"/>
+        </w:numPr>
+        <w:rPr>
+          <w:rFonts w:ascii="Verdana" w:hAnsi="Verdana"/>
+          <w:sz w:val="20"/>
+          <w:szCs w:val="20"/>
+        </w:rPr>
+      </w:pPr>
+      <w:r>
+        <w:rPr>
+          <w:rStyle w:val="Strong"/>
+          <w:rFonts w:ascii="Verdana" w:hAnsi="Verdana"/>
+          <w:sz w:val="20"/>
+          <w:szCs w:val="20"/>
+        </w:rPr>
+        <w:t>Azure Function Apps</w:t>
+      </w:r>
+      <w:r>
+        <w:rPr>
+          <w:rFonts w:ascii="Verdana" w:hAnsi="Verdana"/>
+          <w:sz w:val="20"/>
+          <w:szCs w:val="20"/>
+        </w:rPr>
+        <w:t xml:space="preserve">: </w:t>
+      </w:r>
+      <w:r>
+        <w:rPr>
+          <w:rFonts w:ascii="Verdana" w:hAnsi="Verdana"/>
+          <w:sz w:val="20"/>
+          <w:szCs w:val="20"/>
+        </w:rPr>
+        <w:t xml:space="preserve">Developed </w:t>
+      </w:r>
+      <w:r>
+        <w:rPr>
+          <w:rFonts w:ascii="Verdana" w:hAnsi="Verdana"/>
+          <w:sz w:val="20"/>
+          <w:szCs w:val="20"/>
+        </w:rPr>
+        <w:t>HTTP</w:t>
+      </w:r>
+      <w:r>
+        <w:rPr>
+          <w:rFonts w:ascii="Verdana" w:hAnsi="Verdana"/>
+          <w:sz w:val="20"/>
+          <w:szCs w:val="20"/>
+        </w:rPr>
+        <w:t xml:space="preserve">, </w:t>
+      </w:r>
+      <w:r>
+        <w:rPr>
+          <w:rFonts w:ascii="Verdana" w:hAnsi="Verdana"/>
+          <w:sz w:val="20"/>
+          <w:szCs w:val="20"/>
+        </w:rPr>
+        <w:t>timers</w:t>
+      </w:r>
+      <w:r>
+        <w:rPr>
+          <w:rFonts w:ascii="Verdana" w:hAnsi="Verdana"/>
+          <w:sz w:val="20"/>
+          <w:szCs w:val="20"/>
+        </w:rPr>
+        <w:t xml:space="preserve"> and </w:t>
+      </w:r>
+      <w:r>
+        <w:rPr>
+          <w:rFonts w:ascii="Verdana" w:hAnsi="Verdana"/>
+          <w:sz w:val="20"/>
+          <w:szCs w:val="20"/>
+        </w:rPr>
+        <w:t>queue</w:t>
+      </w:r>
+      <w:r>
+        <w:rPr>
+          <w:rFonts w:ascii="Verdana" w:hAnsi="Verdana"/>
+          <w:sz w:val="20"/>
+          <w:szCs w:val="20"/>
+        </w:rPr>
+        <w:t xml:space="preserve"> triggered function apps</w:t>
+      </w:r>
+      <w:r>
+        <w:rPr>
+          <w:rFonts w:ascii="Verdana" w:hAnsi="Verdana"/>
+          <w:sz w:val="20"/>
+          <w:szCs w:val="20"/>
+        </w:rPr>
+        <w:t xml:space="preserve"> for</w:t>
+      </w:r>
+      <w:r>
+        <w:rPr>
+          <w:rFonts w:ascii="Verdana" w:hAnsi="Verdana"/>
+          <w:sz w:val="20"/>
+          <w:szCs w:val="20"/>
+        </w:rPr>
+        <w:t xml:space="preserve"> </w:t>
+      </w:r>
+      <w:r>
+        <w:rPr>
+          <w:rFonts w:ascii="Verdana" w:hAnsi="Verdana"/>
+          <w:sz w:val="20"/>
+          <w:szCs w:val="20"/>
+        </w:rPr>
+        <w:t>microservices</w:t>
+      </w:r>
+      <w:r>
+        <w:rPr>
+          <w:rFonts w:ascii="Verdana" w:hAnsi="Verdana"/>
+          <w:sz w:val="20"/>
+          <w:szCs w:val="20"/>
+        </w:rPr>
+        <w:t>.</w:t>
+      </w:r>
+    </w:p>
+    <w:p>
+      <w:pPr>
+        <w:pStyle w:val="ListParagraph"/>
+        <w:numPr>
+          <w:ilvl w:val="0"/>
+          <w:numId w:val="10"/>
+        </w:numPr>
+        <w:rPr>
+          <w:rFonts w:ascii="Verdana" w:hAnsi="Verdana"/>
+          <w:sz w:val="20"/>
+          <w:szCs w:val="20"/>
+        </w:rPr>
+      </w:pPr>
+      <w:r>
+        <w:rPr>
+          <w:rFonts w:ascii="Verdana" w:hAnsi="Verdana"/>
+          <w:b/>
+          <w:bCs/>
+          <w:sz w:val="20"/>
+          <w:szCs w:val="20"/>
+        </w:rPr>
+        <w:t>Azure Logs:</w:t>
+      </w:r>
+      <w:r>
+        <w:rPr>
+          <w:rFonts w:ascii="Verdana" w:hAnsi="Verdana"/>
+          <w:sz w:val="20"/>
+          <w:szCs w:val="20"/>
+        </w:rPr>
+        <w:t xml:space="preserve"> </w:t>
+      </w:r>
+      <w:r>
+        <w:rPr>
+          <w:rFonts w:ascii="Verdana" w:hAnsi="Verdana"/>
+          <w:sz w:val="20"/>
+          <w:szCs w:val="20"/>
+        </w:rPr>
+        <w:t xml:space="preserve">Implemented observability using </w:t>
+      </w:r>
+      <w:r>
+        <w:rPr>
+          <w:rStyle w:val="Strong"/>
+          <w:rFonts w:ascii="Verdana" w:hAnsi="Verdana"/>
+          <w:b w:val="0"/>
+          <w:bCs w:val="0"/>
+          <w:sz w:val="20"/>
+          <w:szCs w:val="20"/>
+        </w:rPr>
+        <w:t>Application Insights + Log Analytics</w:t>
+      </w:r>
+      <w:r>
+        <w:rPr>
+          <w:rFonts w:ascii="Verdana" w:hAnsi="Verdana"/>
+          <w:sz w:val="20"/>
+          <w:szCs w:val="20"/>
+        </w:rPr>
+        <w:t xml:space="preserve">; created KQL queries/dashboards and operational runbooks for faster incident triage. </w:t>
+      </w:r>
+    </w:p>
+    <w:p>
+      <w:pPr>
+        <w:pStyle w:val="ListParagraph"/>
+        <w:numPr>
+          <w:ilvl w:val="0"/>
+          <w:numId w:val="10"/>
+        </w:numPr>
+        <w:rPr>
+          <w:rFonts w:ascii="Verdana" w:hAnsi="Verdana"/>
+          <w:sz w:val="20"/>
+          <w:szCs w:val="20"/>
+        </w:rPr>
+      </w:pPr>
+      <w:r>
+        <w:rPr>
+          <w:rStyle w:val="Strong"/>
+          <w:rFonts w:ascii="Verdana" w:hAnsi="Verdana"/>
+          <w:sz w:val="20"/>
+          <w:szCs w:val="20"/>
+        </w:rPr>
+        <w:t xml:space="preserve">Terraform: </w:t>
+      </w:r>
+      <w:r>
+        <w:rPr>
+          <w:rStyle w:val="Strong"/>
+          <w:rFonts w:ascii="Verdana" w:hAnsi="Verdana"/>
+          <w:b w:val="0"/>
+          <w:bCs w:val="0"/>
+          <w:sz w:val="20"/>
+          <w:szCs w:val="20"/>
+        </w:rPr>
+        <w:t xml:space="preserve">Developed azure monitoring alerts </w:t>
+      </w:r>
+      <w:r>
+        <w:rPr>
+          <w:rStyle w:val="Strong"/>
+          <w:rFonts w:ascii="Verdana" w:hAnsi="Verdana"/>
+          <w:b w:val="0"/>
+          <w:bCs w:val="0"/>
+          <w:sz w:val="20"/>
+          <w:szCs w:val="20"/>
+        </w:rPr>
+        <w:t>with Terraform</w:t>
+      </w:r>
+      <w:r>
+        <w:rPr>
+          <w:rFonts w:ascii="Verdana" w:hAnsi="Verdana"/>
+          <w:sz w:val="20"/>
+          <w:szCs w:val="20"/>
+        </w:rPr>
+        <w:t xml:space="preserve"> to improve proactive detection and on-call response.</w:t>
+      </w:r>
+    </w:p>
+    <w:p>
+      <w:pPr>
+        <w:pStyle w:val="ListParagraph"/>
+        <w:numPr>
+          <w:ilvl w:val="0"/>
+          <w:numId w:val="10"/>
+        </w:numPr>
+        <w:rPr>
+          <w:rFonts w:ascii="Verdana" w:hAnsi="Verdana"/>
+          <w:b/>
+          <w:bCs/>
+          <w:sz w:val="20"/>
+          <w:szCs w:val="20"/>
+        </w:rPr>
+      </w:pPr>
+      <w:r>
+        <w:rPr>
+          <w:rFonts w:ascii="Verdana" w:hAnsi="Verdana"/>
+          <w:b/>
+          <w:bCs/>
+          <w:sz w:val="20"/>
+          <w:szCs w:val="20"/>
+        </w:rPr>
+        <w:t>Mobile Application Development:</w:t>
+      </w:r>
+      <w:r>
+        <w:rPr>
+          <w:rFonts w:ascii="Verdana" w:hAnsi="Verdana"/>
+          <w:sz w:val="20"/>
+          <w:szCs w:val="20"/>
+        </w:rPr>
+        <w:t xml:space="preserve"> Developed and enhanced a </w:t>
+      </w:r>
+      <w:r>
+        <w:rPr>
+          <w:rFonts w:ascii="Verdana" w:hAnsi="Verdana"/>
+          <w:sz w:val="20"/>
+          <w:szCs w:val="20"/>
+        </w:rPr>
+        <w:t>cross</w:t>
+      </w:r>
+      <w:r>
+        <w:rPr>
+          <w:rFonts w:ascii="Verdana" w:hAnsi="Verdana"/>
+          <w:sz w:val="20"/>
+          <w:szCs w:val="20"/>
+        </w:rPr>
+        <w:t>-</w:t>
+      </w:r>
+      <w:r>
+        <w:rPr>
+          <w:rFonts w:ascii="Verdana" w:hAnsi="Verdana"/>
+          <w:sz w:val="20"/>
+          <w:szCs w:val="20"/>
+        </w:rPr>
+        <w:t xml:space="preserve">platform </w:t>
+      </w:r>
+      <w:r>
+        <w:rPr>
+          <w:rFonts w:ascii="Verdana" w:hAnsi="Verdana"/>
+          <w:sz w:val="20"/>
+          <w:szCs w:val="20"/>
+        </w:rPr>
+        <w:t>mobile delivery system application built on the React Native framework.</w:t>
+      </w:r>
+    </w:p>
+    <w:p>
+      <w:pPr>
+        <w:pStyle w:val="ListParagraph"/>
+        <w:numPr>
+          <w:ilvl w:val="0"/>
+          <w:numId w:val="10"/>
+        </w:numPr>
+        <w:rPr>
+          <w:rFonts w:ascii="Verdana" w:hAnsi="Verdana"/>
+          <w:sz w:val="20"/>
+          <w:szCs w:val="20"/>
+        </w:rPr>
+      </w:pPr>
+      <w:r>
+        <w:rPr>
+          <w:rFonts w:ascii="Verdana" w:hAnsi="Verdana"/>
+          <w:b/>
+          <w:bCs/>
+          <w:sz w:val="20"/>
+          <w:szCs w:val="20"/>
+        </w:rPr>
+        <w:t xml:space="preserve">Azure DevOps: </w:t>
+      </w:r>
+      <w:r>
+        <w:rPr>
+          <w:rFonts w:ascii="Verdana" w:hAnsi="Verdana"/>
+          <w:sz w:val="20"/>
+          <w:szCs w:val="20"/>
+        </w:rPr>
+        <w:t xml:space="preserve">Implemented CI/CD using </w:t>
+      </w:r>
+      <w:r>
+        <w:rPr>
+          <w:rFonts w:ascii="Verdana" w:hAnsi="Verdana"/>
+          <w:sz w:val="20"/>
+          <w:szCs w:val="20"/>
+        </w:rPr>
+        <w:t xml:space="preserve">reusable </w:t>
+      </w:r>
+      <w:r>
+        <w:rPr>
+          <w:rFonts w:ascii="Verdana" w:hAnsi="Verdana"/>
+          <w:sz w:val="20"/>
+          <w:szCs w:val="20"/>
+        </w:rPr>
+        <w:t>Azure DevOps YAML multi-stage pipelines for build/test/release; added approvals, environments, and artifact versioning for controlled promotions.</w:t>
+      </w:r>
+    </w:p>
+    <w:p>
+      <w:pPr>
+        <w:pStyle w:val="ListParagraph"/>
+        <w:numPr>
+          <w:ilvl w:val="0"/>
+          <w:numId w:val="10"/>
+        </w:numPr>
+        <w:rPr>
+          <w:rFonts w:ascii="Verdana" w:hAnsi="Verdana"/>
+          <w:sz w:val="20"/>
+          <w:szCs w:val="20"/>
+        </w:rPr>
+      </w:pPr>
+      <w:proofErr w:type="spellStart"/>
+      <w:r>
+        <w:rPr>
+          <w:rFonts w:ascii="Verdana" w:hAnsi="Verdana"/>
+          <w:b/>
+          <w:bCs/>
+          <w:sz w:val="20"/>
+          <w:szCs w:val="20"/>
+        </w:rPr>
+        <w:t>Provenir</w:t>
+      </w:r>
+      <w:proofErr w:type="spellEnd"/>
+      <w:r>
+        <w:rPr>
+          <w:rFonts w:ascii="Verdana" w:hAnsi="Verdana"/>
+          <w:b/>
+          <w:bCs/>
+          <w:sz w:val="20"/>
+          <w:szCs w:val="20"/>
+        </w:rPr>
+        <w:t xml:space="preserve"> Studio: </w:t>
+      </w:r>
+      <w:r>
+        <w:rPr>
+          <w:rFonts w:ascii="Verdana" w:hAnsi="Verdana"/>
+          <w:sz w:val="20"/>
+          <w:szCs w:val="20"/>
+        </w:rPr>
+        <w:t xml:space="preserve">Configured decisioning workflows in </w:t>
+      </w:r>
+      <w:proofErr w:type="spellStart"/>
+      <w:r>
+        <w:rPr>
+          <w:rFonts w:ascii="Verdana" w:hAnsi="Verdana"/>
+          <w:sz w:val="20"/>
+          <w:szCs w:val="20"/>
+        </w:rPr>
+        <w:t>Provenir</w:t>
+      </w:r>
+      <w:proofErr w:type="spellEnd"/>
+      <w:r>
+        <w:rPr>
+          <w:rFonts w:ascii="Verdana" w:hAnsi="Verdana"/>
+          <w:sz w:val="20"/>
+          <w:szCs w:val="20"/>
+        </w:rPr>
+        <w:t xml:space="preserve"> Studio (rules/scorecards/decision strategies); executed test cases and promoted packages across environments with governance controls.</w:t>
+      </w:r>
+    </w:p>
+    <w:p>
+      <w:pPr>
+        <w:pStyle w:val="ListParagraph"/>
+        <w:numPr>
+          <w:ilvl w:val="0"/>
+          <w:numId w:val="10"/>
+        </w:numPr>
+        <w:rPr>
+          <w:rFonts w:ascii="Verdana" w:hAnsi="Verdana"/>
+          <w:b/>
+          <w:bCs/>
+          <w:sz w:val="20"/>
+          <w:szCs w:val="20"/>
+        </w:rPr>
+      </w:pPr>
+      <w:r>
+        <w:rPr>
+          <w:rFonts w:ascii="Verdana" w:hAnsi="Verdana"/>
+          <w:b/>
+          <w:bCs/>
+          <w:sz w:val="20"/>
+          <w:szCs w:val="20"/>
+        </w:rPr>
+        <w:lastRenderedPageBreak/>
         <w:t>Project Lifecycle Management:</w:t>
       </w:r>
       <w:r>
         <w:rPr>
           <w:rFonts w:ascii="Verdana" w:hAnsi="Verdana"/>
-          <w:sz w:val="18"/>
-          <w:szCs w:val="18"/>
-        </w:rPr>
-        <w:t xml:space="preserve"> Contributed to the initial design, planning, and development lifecycle of</w:t>
-      </w:r>
-      <w:r>
-        <w:rPr>
-          <w:rFonts w:ascii="Verdana" w:hAnsi="Verdana"/>
-          <w:sz w:val="18"/>
-          <w:szCs w:val="18"/>
+          <w:sz w:val="20"/>
+          <w:szCs w:val="20"/>
+        </w:rPr>
+        <w:t xml:space="preserve"> Contributed to the initial design, planning, and </w:t>
+      </w:r>
+      <w:r>
+        <w:rPr>
+          <w:rFonts w:ascii="Verdana" w:hAnsi="Verdana"/>
+          <w:sz w:val="20"/>
+          <w:szCs w:val="20"/>
+        </w:rPr>
+        <w:t>development of</w:t>
+      </w:r>
+      <w:r>
+        <w:rPr>
+          <w:rFonts w:ascii="Verdana" w:hAnsi="Verdana"/>
+          <w:sz w:val="20"/>
+          <w:szCs w:val="20"/>
         </w:rPr>
         <w:t xml:space="preserve"> </w:t>
       </w:r>
       <w:r>
         <w:rPr>
           <w:rFonts w:ascii="Verdana" w:hAnsi="Verdana"/>
-          <w:sz w:val="18"/>
-          <w:szCs w:val="18"/>
+          <w:sz w:val="20"/>
+          <w:szCs w:val="20"/>
+        </w:rPr>
+        <w:t>lifecycles</w:t>
+      </w:r>
+      <w:r>
+        <w:rPr>
+          <w:rFonts w:ascii="Verdana" w:hAnsi="Verdana"/>
+          <w:sz w:val="20"/>
+          <w:szCs w:val="20"/>
+        </w:rPr>
+        <w:t xml:space="preserve"> of</w:t>
+      </w:r>
+      <w:r>
+        <w:rPr>
+          <w:rFonts w:ascii="Verdana" w:hAnsi="Verdana"/>
+          <w:sz w:val="20"/>
+          <w:szCs w:val="20"/>
+        </w:rPr>
+        <w:t xml:space="preserve"> </w:t>
+      </w:r>
+      <w:r>
+        <w:rPr>
+          <w:rFonts w:ascii="Verdana" w:hAnsi="Verdana"/>
+          <w:sz w:val="20"/>
+          <w:szCs w:val="20"/>
         </w:rPr>
         <w:t xml:space="preserve">various web applications. </w:t>
       </w:r>
@@ -872,8 +1642,8 @@
           <w:rFonts w:ascii="Verdana" w:eastAsia="Times New Roman" w:hAnsi="Verdana" w:cs="Open Sans"/>
           <w:color w:val="000000"/>
           <w:kern w:val="0"/>
-          <w:sz w:val="18"/>
-          <w:szCs w:val="18"/>
+          <w:sz w:val="20"/>
+          <w:szCs w:val="20"/>
           <w14:ligatures w14:val="none"/>
         </w:rPr>
         <w:t xml:space="preserve">Utilized Jira for project management, overseeing project timelines, task assignments, and progress tracking to ensure efficient workflow and project delivery. </w:t>
@@ -883,8 +1653,8 @@
           <w:rFonts w:ascii="Verdana" w:eastAsia="Times New Roman" w:hAnsi="Verdana" w:cs="Open Sans"/>
           <w:color w:val="000000"/>
           <w:kern w:val="0"/>
-          <w:sz w:val="18"/>
-          <w:szCs w:val="18"/>
+          <w:sz w:val="20"/>
+          <w:szCs w:val="20"/>
           <w14:ligatures w14:val="none"/>
         </w:rPr>
         <w:t>Version control with Git and Bitbucket</w:t>
@@ -894,8 +1664,8 @@
           <w:rFonts w:ascii="Verdana" w:eastAsia="Times New Roman" w:hAnsi="Verdana" w:cs="Open Sans"/>
           <w:color w:val="000000"/>
           <w:kern w:val="0"/>
-          <w:sz w:val="18"/>
-          <w:szCs w:val="18"/>
+          <w:sz w:val="20"/>
+          <w:szCs w:val="20"/>
           <w14:ligatures w14:val="none"/>
         </w:rPr>
         <w:t>.</w:t>
@@ -911,8 +1681,8 @@
           <w:b/>
           <w:bCs/>
           <w:color w:val="0F9ED5" w:themeColor="accent4"/>
-          <w:sz w:val="18"/>
-          <w:szCs w:val="18"/>
+          <w:sz w:val="20"/>
+          <w:szCs w:val="20"/>
         </w:rPr>
       </w:pPr>
       <w:r>
@@ -921,8 +1691,8 @@
           <w:b/>
           <w:bCs/>
           <w:color w:val="0F9ED5" w:themeColor="accent4"/>
-          <w:sz w:val="18"/>
-          <w:szCs w:val="18"/>
+          <w:sz w:val="20"/>
+          <w:szCs w:val="20"/>
         </w:rPr>
         <w:t>SKILLS</w:t>
       </w:r>
@@ -941,8 +1711,8 @@
           <w:rFonts w:ascii="Verdana" w:hAnsi="Verdana"/>
           <w:b/>
           <w:bCs/>
-          <w:sz w:val="18"/>
-          <w:szCs w:val="18"/>
+          <w:sz w:val="20"/>
+          <w:szCs w:val="20"/>
         </w:rPr>
       </w:pPr>
       <w:r>
@@ -951,8 +1721,8 @@
           <w:b/>
           <w:bCs/>
           <w:kern w:val="0"/>
-          <w:sz w:val="18"/>
-          <w:szCs w:val="18"/>
+          <w:sz w:val="20"/>
+          <w:szCs w:val="20"/>
           <w14:ligatures w14:val="none"/>
         </w:rPr>
         <w:t>React Development:</w:t>
@@ -961,11 +1731,76 @@
         <w:rPr>
           <w:rFonts w:ascii="Verdana" w:eastAsia="Times New Roman" w:hAnsi="Verdana" w:cs="Open Sans"/>
           <w:kern w:val="0"/>
-          <w:sz w:val="18"/>
-          <w:szCs w:val="18"/>
+          <w:sz w:val="20"/>
+          <w:szCs w:val="20"/>
           <w14:ligatures w14:val="none"/>
         </w:rPr>
         <w:t xml:space="preserve"> React JS, including State Management and React Hooks</w:t>
+      </w:r>
+    </w:p>
+    <w:p>
+      <w:pPr>
+        <w:pStyle w:val="ListParagraph"/>
+        <w:numPr>
+          <w:ilvl w:val="0"/>
+          <w:numId w:val="11"/>
+        </w:numPr>
+        <w:shd w:val="clear" w:color="auto" w:fill="FFFFFF"/>
+        <w:spacing w:after="0" w:line="240" w:lineRule="auto"/>
+        <w:textAlignment w:val="baseline"/>
+        <w:rPr>
+          <w:rFonts w:ascii="Verdana" w:hAnsi="Verdana"/>
+          <w:b/>
+          <w:bCs/>
+          <w:sz w:val="20"/>
+          <w:szCs w:val="20"/>
+        </w:rPr>
+      </w:pPr>
+      <w:r>
+        <w:rPr>
+          <w:rFonts w:ascii="Verdana" w:eastAsia="Times New Roman" w:hAnsi="Verdana" w:cs="Open Sans"/>
+          <w:b/>
+          <w:bCs/>
+          <w:kern w:val="0"/>
+          <w:sz w:val="20"/>
+          <w:szCs w:val="20"/>
+          <w14:ligatures w14:val="none"/>
+        </w:rPr>
+        <w:t xml:space="preserve">UI Component </w:t>
+      </w:r>
+      <w:r>
+        <w:rPr>
+          <w:rFonts w:ascii="Verdana" w:eastAsia="Times New Roman" w:hAnsi="Verdana" w:cs="Open Sans"/>
+          <w:b/>
+          <w:bCs/>
+          <w:kern w:val="0"/>
+          <w:sz w:val="20"/>
+          <w:szCs w:val="20"/>
+          <w14:ligatures w14:val="none"/>
+        </w:rPr>
+        <w:t xml:space="preserve">Design &amp; </w:t>
+      </w:r>
+      <w:r>
+        <w:rPr>
+          <w:rFonts w:ascii="Verdana" w:eastAsia="Times New Roman" w:hAnsi="Verdana" w:cs="Open Sans"/>
+          <w:b/>
+          <w:bCs/>
+          <w:kern w:val="0"/>
+          <w:sz w:val="20"/>
+          <w:szCs w:val="20"/>
+          <w14:ligatures w14:val="none"/>
+        </w:rPr>
+        <w:t>Development:</w:t>
+      </w:r>
+      <w:r>
+        <w:rPr>
+          <w:rFonts w:ascii="Verdana" w:eastAsia="Times New Roman" w:hAnsi="Verdana" w:cs="Open Sans"/>
+          <w:kern w:val="0"/>
+          <w:sz w:val="20"/>
+          <w:szCs w:val="20"/>
+          <w14:ligatures w14:val="none"/>
+        </w:rPr>
+        <w:t xml:space="preserve"> JSX</w:t>
       </w:r>
     </w:p>
     <w:p>
@@ -978,8 +1813,8 @@
         <w:rPr>
           <w:rFonts w:ascii="Verdana" w:eastAsia="Times New Roman" w:hAnsi="Verdana" w:cs="Open Sans"/>
           <w:kern w:val="0"/>
-          <w:sz w:val="18"/>
-          <w:szCs w:val="18"/>
+          <w:sz w:val="20"/>
+          <w:szCs w:val="20"/>
           <w14:ligatures w14:val="none"/>
         </w:rPr>
       </w:pPr>
@@ -989,11 +1824,11 @@
           <w:b/>
           <w:bCs/>
           <w:kern w:val="0"/>
-          <w:sz w:val="18"/>
-          <w:szCs w:val="18"/>
+          <w:sz w:val="20"/>
+          <w:szCs w:val="20"/>
           <w14:ligatures w14:val="none"/>
         </w:rPr>
-        <w:t xml:space="preserve">UI Component </w:t>
+        <w:t xml:space="preserve">State Management </w:t>
       </w:r>
       <w:r>
         <w:rPr>
@@ -1001,11 +1836,11 @@
           <w:b/>
           <w:bCs/>
           <w:kern w:val="0"/>
-          <w:sz w:val="18"/>
-          <w:szCs w:val="18"/>
+          <w:sz w:val="20"/>
+          <w:szCs w:val="20"/>
           <w14:ligatures w14:val="none"/>
         </w:rPr>
-        <w:t xml:space="preserve">Design &amp; </w:t>
+        <w:t>T</w:t>
       </w:r>
       <w:r>
         <w:rPr>
@@ -1013,21 +1848,21 @@
           <w:b/>
           <w:bCs/>
           <w:kern w:val="0"/>
-          <w:sz w:val="18"/>
-          <w:szCs w:val="18"/>
+          <w:sz w:val="20"/>
+          <w:szCs w:val="20"/>
           <w14:ligatures w14:val="none"/>
         </w:rPr>
-        <w:t>Development:</w:t>
+        <w:t>ools:</w:t>
       </w:r>
       <w:r>
         <w:rPr>
           <w:rFonts w:ascii="Verdana" w:eastAsia="Times New Roman" w:hAnsi="Verdana" w:cs="Open Sans"/>
           <w:kern w:val="0"/>
-          <w:sz w:val="18"/>
-          <w:szCs w:val="18"/>
+          <w:sz w:val="20"/>
+          <w:szCs w:val="20"/>
           <w14:ligatures w14:val="none"/>
         </w:rPr>
-        <w:t xml:space="preserve"> JSX</w:t>
+        <w:t xml:space="preserve"> Redux</w:t>
       </w:r>
     </w:p>
     <w:p>
@@ -1040,8 +1875,8 @@
         <w:rPr>
           <w:rFonts w:ascii="Verdana" w:eastAsia="Times New Roman" w:hAnsi="Verdana" w:cs="Open Sans"/>
           <w:kern w:val="0"/>
-          <w:sz w:val="18"/>
-          <w:szCs w:val="18"/>
+          <w:sz w:val="20"/>
+          <w:szCs w:val="20"/>
           <w14:ligatures w14:val="none"/>
         </w:rPr>
       </w:pPr>
@@ -1051,57 +1886,93 @@
           <w:b/>
           <w:bCs/>
           <w:kern w:val="0"/>
-          <w:sz w:val="18"/>
-          <w:szCs w:val="18"/>
+          <w:sz w:val="20"/>
+          <w:szCs w:val="20"/>
           <w14:ligatures w14:val="none"/>
         </w:rPr>
-        <w:t xml:space="preserve">State Management </w:t>
-      </w:r>
-      <w:r>
-        <w:rPr>
-          <w:rFonts w:ascii="Verdana" w:eastAsia="Times New Roman" w:hAnsi="Verdana" w:cs="Open Sans"/>
-          <w:b/>
-          <w:bCs/>
-          <w:kern w:val="0"/>
-          <w:sz w:val="18"/>
-          <w:szCs w:val="18"/>
-          <w14:ligatures w14:val="none"/>
-        </w:rPr>
-        <w:t>T</w:t>
-      </w:r>
-      <w:r>
-        <w:rPr>
-          <w:rFonts w:ascii="Verdana" w:eastAsia="Times New Roman" w:hAnsi="Verdana" w:cs="Open Sans"/>
-          <w:b/>
-          <w:bCs/>
-          <w:kern w:val="0"/>
-          <w:sz w:val="18"/>
-          <w:szCs w:val="18"/>
-          <w14:ligatures w14:val="none"/>
-        </w:rPr>
-        <w:t>ools</w:t>
-      </w:r>
-      <w:r>
-        <w:rPr>
-          <w:rFonts w:ascii="Verdana" w:eastAsia="Times New Roman" w:hAnsi="Verdana" w:cs="Open Sans"/>
-          <w:b/>
-          <w:bCs/>
-          <w:kern w:val="0"/>
-          <w:sz w:val="18"/>
-          <w:szCs w:val="18"/>
-          <w14:ligatures w14:val="none"/>
-        </w:rPr>
-        <w:t>:</w:t>
+        <w:t>Data Querying and Manipulation:</w:t>
       </w:r>
       <w:r>
         <w:rPr>
           <w:rFonts w:ascii="Verdana" w:eastAsia="Times New Roman" w:hAnsi="Verdana" w:cs="Open Sans"/>
           <w:kern w:val="0"/>
-          <w:sz w:val="18"/>
-          <w:szCs w:val="18"/>
+          <w:sz w:val="20"/>
+          <w:szCs w:val="20"/>
           <w14:ligatures w14:val="none"/>
         </w:rPr>
-        <w:t xml:space="preserve"> Redux</w:t>
+        <w:t xml:space="preserve"> </w:t>
+      </w:r>
+      <w:proofErr w:type="spellStart"/>
+      <w:r>
+        <w:rPr>
+          <w:rFonts w:ascii="Verdana" w:eastAsia="Times New Roman" w:hAnsi="Verdana" w:cs="Open Sans"/>
+          <w:kern w:val="0"/>
+          <w:sz w:val="20"/>
+          <w:szCs w:val="20"/>
+          <w14:ligatures w14:val="none"/>
+        </w:rPr>
+        <w:t>GraphQL</w:t>
+      </w:r>
+      <w:proofErr w:type="spellEnd"/>
+      <w:r>
+        <w:rPr>
+          <w:rFonts w:ascii="Verdana" w:eastAsia="Times New Roman" w:hAnsi="Verdana" w:cs="Open Sans"/>
+          <w:kern w:val="0"/>
+          <w:sz w:val="20"/>
+          <w:szCs w:val="20"/>
+          <w14:ligatures w14:val="none"/>
+        </w:rPr>
+        <w:t>, S</w:t>
+      </w:r>
+      <w:r>
+        <w:rPr>
+          <w:rFonts w:ascii="Verdana" w:eastAsia="Times New Roman" w:hAnsi="Verdana" w:cs="Open Sans"/>
+          <w:kern w:val="0"/>
+          <w:sz w:val="20"/>
+          <w:szCs w:val="20"/>
+          <w14:ligatures w14:val="none"/>
+        </w:rPr>
+        <w:t xml:space="preserve">tructured </w:t>
+      </w:r>
+      <w:r>
+        <w:rPr>
+          <w:rFonts w:ascii="Verdana" w:eastAsia="Times New Roman" w:hAnsi="Verdana" w:cs="Open Sans"/>
+          <w:kern w:val="0"/>
+          <w:sz w:val="20"/>
+          <w:szCs w:val="20"/>
+          <w14:ligatures w14:val="none"/>
+        </w:rPr>
+        <w:t>Q</w:t>
+      </w:r>
+      <w:r>
+        <w:rPr>
+          <w:rFonts w:ascii="Verdana" w:eastAsia="Times New Roman" w:hAnsi="Verdana" w:cs="Open Sans"/>
+          <w:kern w:val="0"/>
+          <w:sz w:val="20"/>
+          <w:szCs w:val="20"/>
+          <w14:ligatures w14:val="none"/>
+        </w:rPr>
+        <w:t xml:space="preserve">uery </w:t>
+      </w:r>
+      <w:r>
+        <w:rPr>
+          <w:rFonts w:ascii="Verdana" w:eastAsia="Times New Roman" w:hAnsi="Verdana" w:cs="Open Sans"/>
+          <w:kern w:val="0"/>
+          <w:sz w:val="20"/>
+          <w:szCs w:val="20"/>
+          <w14:ligatures w14:val="none"/>
+        </w:rPr>
+        <w:t>L</w:t>
+      </w:r>
+      <w:r>
+        <w:rPr>
+          <w:rFonts w:ascii="Verdana" w:eastAsia="Times New Roman" w:hAnsi="Verdana" w:cs="Open Sans"/>
+          <w:kern w:val="0"/>
+          <w:sz w:val="20"/>
+          <w:szCs w:val="20"/>
+          <w14:ligatures w14:val="none"/>
+        </w:rPr>
+        <w:t>anguage (MySQL, Microsoft SQL)</w:t>
       </w:r>
     </w:p>
     <w:p>
@@ -1114,8 +1985,8 @@
         <w:rPr>
           <w:rFonts w:ascii="Verdana" w:eastAsia="Times New Roman" w:hAnsi="Verdana" w:cs="Open Sans"/>
           <w:kern w:val="0"/>
-          <w:sz w:val="18"/>
-          <w:szCs w:val="18"/>
+          <w:sz w:val="20"/>
+          <w:szCs w:val="20"/>
           <w14:ligatures w14:val="none"/>
         </w:rPr>
       </w:pPr>
@@ -1125,21 +1996,21 @@
           <w:b/>
           <w:bCs/>
           <w:kern w:val="0"/>
-          <w:sz w:val="18"/>
-          <w:szCs w:val="18"/>
+          <w:sz w:val="20"/>
+          <w:szCs w:val="20"/>
           <w14:ligatures w14:val="none"/>
         </w:rPr>
-        <w:t>Data Querying and Manipulation:</w:t>
+        <w:t xml:space="preserve">Programming Languages: </w:t>
       </w:r>
       <w:r>
         <w:rPr>
           <w:rFonts w:ascii="Verdana" w:eastAsia="Times New Roman" w:hAnsi="Verdana" w:cs="Open Sans"/>
           <w:kern w:val="0"/>
-          <w:sz w:val="18"/>
-          <w:szCs w:val="18"/>
+          <w:sz w:val="20"/>
+          <w:szCs w:val="20"/>
           <w14:ligatures w14:val="none"/>
         </w:rPr>
-        <w:t xml:space="preserve"> GraphQL, SQL</w:t>
+        <w:t>JavaScript, TypeScript</w:t>
       </w:r>
     </w:p>
     <w:p>
@@ -1152,8 +2023,8 @@
         <w:rPr>
           <w:rFonts w:ascii="Verdana" w:eastAsia="Times New Roman" w:hAnsi="Verdana" w:cs="Open Sans"/>
           <w:kern w:val="0"/>
-          <w:sz w:val="18"/>
-          <w:szCs w:val="18"/>
+          <w:sz w:val="20"/>
+          <w:szCs w:val="20"/>
           <w14:ligatures w14:val="none"/>
         </w:rPr>
       </w:pPr>
@@ -1163,21 +2034,31 @@
           <w:b/>
           <w:bCs/>
           <w:kern w:val="0"/>
-          <w:sz w:val="18"/>
-          <w:szCs w:val="18"/>
+          <w:sz w:val="20"/>
+          <w:szCs w:val="20"/>
           <w14:ligatures w14:val="none"/>
         </w:rPr>
-        <w:t xml:space="preserve">Programming Languages: </w:t>
+        <w:t>Markup and Styling:</w:t>
       </w:r>
       <w:r>
         <w:rPr>
           <w:rFonts w:ascii="Verdana" w:eastAsia="Times New Roman" w:hAnsi="Verdana" w:cs="Open Sans"/>
           <w:kern w:val="0"/>
-          <w:sz w:val="18"/>
-          <w:szCs w:val="18"/>
+          <w:sz w:val="20"/>
+          <w:szCs w:val="20"/>
           <w14:ligatures w14:val="none"/>
         </w:rPr>
-        <w:t>JavaScript, TypeScript</w:t>
+        <w:t xml:space="preserve"> HTML, CSS, SASS</w:t>
+      </w:r>
+      <w:r>
+        <w:rPr>
+          <w:rFonts w:ascii="Verdana" w:eastAsia="Times New Roman" w:hAnsi="Verdana" w:cs="Open Sans"/>
+          <w:kern w:val="0"/>
+          <w:sz w:val="20"/>
+          <w:szCs w:val="20"/>
+          <w14:ligatures w14:val="none"/>
+        </w:rPr>
+        <w:t>, Bootstrap</w:t>
       </w:r>
     </w:p>
     <w:p>
@@ -1190,8 +2071,8 @@
         <w:rPr>
           <w:rFonts w:ascii="Verdana" w:eastAsia="Times New Roman" w:hAnsi="Verdana" w:cs="Open Sans"/>
           <w:kern w:val="0"/>
-          <w:sz w:val="18"/>
-          <w:szCs w:val="18"/>
+          <w:sz w:val="20"/>
+          <w:szCs w:val="20"/>
           <w14:ligatures w14:val="none"/>
         </w:rPr>
       </w:pPr>
@@ -1201,31 +2082,95 @@
           <w:b/>
           <w:bCs/>
           <w:kern w:val="0"/>
-          <w:sz w:val="18"/>
-          <w:szCs w:val="18"/>
+          <w:sz w:val="20"/>
+          <w:szCs w:val="20"/>
           <w14:ligatures w14:val="none"/>
         </w:rPr>
-        <w:t>Markup and Styling:</w:t>
+        <w:t>Version Control</w:t>
+      </w:r>
+      <w:r>
+        <w:rPr>
+          <w:rFonts w:ascii="Verdana" w:eastAsia="Times New Roman" w:hAnsi="Verdana" w:cs="Open Sans"/>
+          <w:b/>
+          <w:bCs/>
+          <w:kern w:val="0"/>
+          <w:sz w:val="20"/>
+          <w:szCs w:val="20"/>
+          <w14:ligatures w14:val="none"/>
+        </w:rPr>
+        <w:t xml:space="preserve"> Systems</w:t>
+      </w:r>
+      <w:r>
+        <w:rPr>
+          <w:rFonts w:ascii="Verdana" w:eastAsia="Times New Roman" w:hAnsi="Verdana" w:cs="Open Sans"/>
+          <w:b/>
+          <w:bCs/>
+          <w:kern w:val="0"/>
+          <w:sz w:val="20"/>
+          <w:szCs w:val="20"/>
+          <w14:ligatures w14:val="none"/>
+        </w:rPr>
+        <w:t>:</w:t>
       </w:r>
       <w:r>
         <w:rPr>
           <w:rFonts w:ascii="Verdana" w:eastAsia="Times New Roman" w:hAnsi="Verdana" w:cs="Open Sans"/>
           <w:kern w:val="0"/>
-          <w:sz w:val="18"/>
-          <w:szCs w:val="18"/>
+          <w:sz w:val="20"/>
+          <w:szCs w:val="20"/>
           <w14:ligatures w14:val="none"/>
         </w:rPr>
-        <w:t xml:space="preserve"> HTML, CSS, SASS</w:t>
+        <w:t xml:space="preserve"> Git</w:t>
       </w:r>
       <w:r>
         <w:rPr>
           <w:rFonts w:ascii="Verdana" w:eastAsia="Times New Roman" w:hAnsi="Verdana" w:cs="Open Sans"/>
           <w:kern w:val="0"/>
-          <w:sz w:val="18"/>
-          <w:szCs w:val="18"/>
+          <w:sz w:val="20"/>
+          <w:szCs w:val="20"/>
           <w14:ligatures w14:val="none"/>
         </w:rPr>
-        <w:t>, Bootstrap</w:t>
+        <w:t xml:space="preserve">, </w:t>
+      </w:r>
+      <w:r>
+        <w:rPr>
+          <w:rFonts w:ascii="Verdana" w:eastAsia="Times New Roman" w:hAnsi="Verdana" w:cs="Open Sans"/>
+          <w:kern w:val="0"/>
+          <w:sz w:val="20"/>
+          <w:szCs w:val="20"/>
+          <w14:ligatures w14:val="none"/>
+        </w:rPr>
+        <w:t>GitHub</w:t>
+      </w:r>
+      <w:r>
+        <w:rPr>
+          <w:rFonts w:ascii="Verdana" w:eastAsia="Times New Roman" w:hAnsi="Verdana" w:cs="Open Sans"/>
+          <w:kern w:val="0"/>
+          <w:sz w:val="20"/>
+          <w:szCs w:val="20"/>
+          <w14:ligatures w14:val="none"/>
+        </w:rPr>
+        <w:t xml:space="preserve"> and </w:t>
+      </w:r>
+      <w:r>
+        <w:rPr>
+          <w:rFonts w:ascii="Verdana" w:eastAsia="Times New Roman" w:hAnsi="Verdana" w:cs="Open Sans"/>
+          <w:kern w:val="0"/>
+          <w:sz w:val="20"/>
+          <w:szCs w:val="20"/>
+          <w14:ligatures w14:val="none"/>
+        </w:rPr>
+        <w:t>B</w:t>
+      </w:r>
+      <w:r>
+        <w:rPr>
+          <w:rFonts w:ascii="Verdana" w:eastAsia="Times New Roman" w:hAnsi="Verdana" w:cs="Open Sans"/>
+          <w:kern w:val="0"/>
+          <w:sz w:val="20"/>
+          <w:szCs w:val="20"/>
+          <w14:ligatures w14:val="none"/>
+        </w:rPr>
+        <w:t>itbucket</w:t>
       </w:r>
     </w:p>
     <w:p>
@@ -1238,8 +2183,8 @@
         <w:rPr>
           <w:rFonts w:ascii="Verdana" w:eastAsia="Times New Roman" w:hAnsi="Verdana" w:cs="Open Sans"/>
           <w:kern w:val="0"/>
-          <w:sz w:val="18"/>
-          <w:szCs w:val="18"/>
+          <w:sz w:val="20"/>
+          <w:szCs w:val="20"/>
           <w14:ligatures w14:val="none"/>
         </w:rPr>
       </w:pPr>
@@ -1249,95 +2194,29 @@
           <w:b/>
           <w:bCs/>
           <w:kern w:val="0"/>
-          <w:sz w:val="18"/>
-          <w:szCs w:val="18"/>
+          <w:sz w:val="20"/>
+          <w:szCs w:val="20"/>
           <w14:ligatures w14:val="none"/>
         </w:rPr>
-        <w:t>Version Control</w:t>
-      </w:r>
-      <w:r>
-        <w:rPr>
-          <w:rFonts w:ascii="Verdana" w:eastAsia="Times New Roman" w:hAnsi="Verdana" w:cs="Open Sans"/>
-          <w:b/>
-          <w:bCs/>
-          <w:kern w:val="0"/>
-          <w:sz w:val="18"/>
-          <w:szCs w:val="18"/>
-          <w14:ligatures w14:val="none"/>
-        </w:rPr>
-        <w:t xml:space="preserve"> Systems</w:t>
-      </w:r>
-      <w:r>
-        <w:rPr>
-          <w:rFonts w:ascii="Verdana" w:eastAsia="Times New Roman" w:hAnsi="Verdana" w:cs="Open Sans"/>
-          <w:b/>
-          <w:bCs/>
-          <w:kern w:val="0"/>
-          <w:sz w:val="18"/>
-          <w:szCs w:val="18"/>
-          <w14:ligatures w14:val="none"/>
-        </w:rPr>
-        <w:t>:</w:t>
+        <w:t xml:space="preserve">Project Management Tools: </w:t>
       </w:r>
       <w:r>
         <w:rPr>
           <w:rFonts w:ascii="Verdana" w:eastAsia="Times New Roman" w:hAnsi="Verdana" w:cs="Open Sans"/>
           <w:kern w:val="0"/>
-          <w:sz w:val="18"/>
-          <w:szCs w:val="18"/>
+          <w:sz w:val="20"/>
+          <w:szCs w:val="20"/>
           <w14:ligatures w14:val="none"/>
         </w:rPr>
-        <w:t xml:space="preserve"> Git</w:t>
-      </w:r>
-      <w:r>
-        <w:rPr>
-          <w:rFonts w:ascii="Verdana" w:eastAsia="Times New Roman" w:hAnsi="Verdana" w:cs="Open Sans"/>
-          <w:kern w:val="0"/>
-          <w:sz w:val="18"/>
-          <w:szCs w:val="18"/>
-          <w14:ligatures w14:val="none"/>
-        </w:rPr>
-        <w:t xml:space="preserve">, </w:t>
-      </w:r>
-      <w:r>
-        <w:rPr>
-          <w:rFonts w:ascii="Verdana" w:eastAsia="Times New Roman" w:hAnsi="Verdana" w:cs="Open Sans"/>
-          <w:kern w:val="0"/>
-          <w:sz w:val="18"/>
-          <w:szCs w:val="18"/>
-          <w14:ligatures w14:val="none"/>
-        </w:rPr>
-        <w:t>GitHub</w:t>
-      </w:r>
-      <w:r>
-        <w:rPr>
-          <w:rFonts w:ascii="Verdana" w:eastAsia="Times New Roman" w:hAnsi="Verdana" w:cs="Open Sans"/>
-          <w:kern w:val="0"/>
-          <w:sz w:val="18"/>
-          <w:szCs w:val="18"/>
-          <w14:ligatures w14:val="none"/>
-        </w:rPr>
-        <w:t xml:space="preserve"> and </w:t>
-      </w:r>
-      <w:r>
-        <w:rPr>
-          <w:rFonts w:ascii="Verdana" w:eastAsia="Times New Roman" w:hAnsi="Verdana" w:cs="Open Sans"/>
-          <w:kern w:val="0"/>
-          <w:sz w:val="18"/>
-          <w:szCs w:val="18"/>
-          <w14:ligatures w14:val="none"/>
-        </w:rPr>
-        <w:t>B</w:t>
-      </w:r>
-      <w:r>
-        <w:rPr>
-          <w:rFonts w:ascii="Verdana" w:eastAsia="Times New Roman" w:hAnsi="Verdana" w:cs="Open Sans"/>
-          <w:kern w:val="0"/>
-          <w:sz w:val="18"/>
-          <w:szCs w:val="18"/>
-          <w14:ligatures w14:val="none"/>
-        </w:rPr>
-        <w:t>itbucket</w:t>
+        <w:t xml:space="preserve">Jira, </w:t>
+      </w:r>
+      <w:r>
+        <w:rPr>
+          <w:rFonts w:ascii="Verdana" w:hAnsi="Verdana"/>
+          <w:sz w:val="20"/>
+          <w:szCs w:val="20"/>
+        </w:rPr>
+        <w:t>Azure DevOps (Repos/Boards/Pipelines), YAML pipelines, Terraform</w:t>
       </w:r>
     </w:p>
     <w:p>
@@ -1348,44 +2227,92 @@
           <w:numId w:val="7"/>
         </w:numPr>
         <w:rPr>
-          <w:rFonts w:ascii="Verdana" w:eastAsia="Times New Roman" w:hAnsi="Verdana" w:cs="Open Sans"/>
-          <w:kern w:val="0"/>
-          <w:sz w:val="18"/>
-          <w:szCs w:val="18"/>
-          <w14:ligatures w14:val="none"/>
-        </w:rPr>
-      </w:pPr>
-      <w:r>
-        <w:rPr>
-          <w:rFonts w:ascii="Verdana" w:eastAsia="Times New Roman" w:hAnsi="Verdana" w:cs="Open Sans"/>
-          <w:b/>
-          <w:bCs/>
-          <w:kern w:val="0"/>
-          <w:sz w:val="18"/>
-          <w:szCs w:val="18"/>
-          <w14:ligatures w14:val="none"/>
-        </w:rPr>
-        <w:t xml:space="preserve">Project Management Tools: </w:t>
-      </w:r>
-      <w:r>
-        <w:rPr>
-          <w:rFonts w:ascii="Verdana" w:eastAsia="Times New Roman" w:hAnsi="Verdana" w:cs="Open Sans"/>
-          <w:kern w:val="0"/>
-          <w:sz w:val="18"/>
-          <w:szCs w:val="18"/>
-          <w14:ligatures w14:val="none"/>
-        </w:rPr>
-        <w:t>Jira</w:t>
-      </w:r>
-      <w:r>
-        <w:rPr>
-          <w:rFonts w:ascii="Verdana" w:eastAsia="Times New Roman" w:hAnsi="Verdana" w:cs="Open Sans"/>
-          <w:kern w:val="0"/>
-          <w:sz w:val="18"/>
-          <w:szCs w:val="18"/>
-          <w14:ligatures w14:val="none"/>
-        </w:rPr>
-        <w:t xml:space="preserve">, </w:t>
+          <w:rFonts w:ascii="Verdana" w:hAnsi="Verdana"/>
+          <w:sz w:val="20"/>
+          <w:szCs w:val="20"/>
+        </w:rPr>
+      </w:pPr>
+      <w:r>
+        <w:rPr>
+          <w:rStyle w:val="Strong"/>
+          <w:rFonts w:ascii="Verdana" w:hAnsi="Verdana"/>
+          <w:sz w:val="20"/>
+          <w:szCs w:val="20"/>
+        </w:rPr>
+        <w:t>NET / API:</w:t>
+      </w:r>
+      <w:r>
+        <w:rPr>
+          <w:rFonts w:ascii="Verdana" w:hAnsi="Verdana"/>
+          <w:sz w:val="20"/>
+          <w:szCs w:val="20"/>
+        </w:rPr>
+        <w:t xml:space="preserve"> C#,</w:t>
+      </w:r>
+      <w:r>
+        <w:rPr>
+          <w:rFonts w:ascii="Verdana" w:hAnsi="Verdana"/>
+          <w:sz w:val="20"/>
+          <w:szCs w:val="20"/>
+        </w:rPr>
+        <w:t xml:space="preserve"> ASP.Net </w:t>
+      </w:r>
+      <w:r>
+        <w:rPr>
+          <w:rFonts w:ascii="Verdana" w:hAnsi="Verdana"/>
+          <w:sz w:val="20"/>
+          <w:szCs w:val="20"/>
+        </w:rPr>
+        <w:t>Core, REST, Swagger/</w:t>
+      </w:r>
+      <w:proofErr w:type="spellStart"/>
+      <w:r>
+        <w:rPr>
+          <w:rFonts w:ascii="Verdana" w:hAnsi="Verdana"/>
+          <w:sz w:val="20"/>
+          <w:szCs w:val="20"/>
+        </w:rPr>
+        <w:t>OpenAPI</w:t>
+      </w:r>
+      <w:proofErr w:type="spellEnd"/>
+      <w:r>
+        <w:rPr>
+          <w:rFonts w:ascii="Verdana" w:hAnsi="Verdana"/>
+          <w:sz w:val="20"/>
+          <w:szCs w:val="20"/>
+        </w:rPr>
+        <w:t xml:space="preserve"> </w:t>
+      </w:r>
+    </w:p>
+    <w:p>
+      <w:pPr>
+        <w:pStyle w:val="ListParagraph"/>
+        <w:numPr>
+          <w:ilvl w:val="0"/>
+          <w:numId w:val="7"/>
+        </w:numPr>
+        <w:rPr>
+          <w:rFonts w:ascii="Verdana" w:hAnsi="Verdana"/>
+          <w:sz w:val="20"/>
+          <w:szCs w:val="20"/>
+        </w:rPr>
+      </w:pPr>
+      <w:r>
+        <w:rPr>
+          <w:rStyle w:val="Strong"/>
+          <w:rFonts w:ascii="Verdana" w:hAnsi="Verdana"/>
+          <w:sz w:val="20"/>
+          <w:szCs w:val="20"/>
+        </w:rPr>
+        <w:t>Azure:</w:t>
+      </w:r>
+      <w:r>
+        <w:rPr>
+          <w:rFonts w:ascii="Verdana" w:hAnsi="Verdana"/>
+          <w:sz w:val="20"/>
+          <w:szCs w:val="20"/>
+        </w:rPr>
+        <w:t xml:space="preserve"> Function Apps, API Management, Application Insights, Log Analytics, Azure Monitor Alerts </w:t>
       </w:r>
     </w:p>
     <w:p>
@@ -1398,8 +2325,8 @@
           <w:b/>
           <w:bCs/>
           <w:color w:val="0F9ED5" w:themeColor="accent4"/>
-          <w:sz w:val="18"/>
-          <w:szCs w:val="18"/>
+          <w:sz w:val="20"/>
+          <w:szCs w:val="20"/>
         </w:rPr>
       </w:pPr>
       <w:r>
@@ -1408,8 +2335,8 @@
           <w:b/>
           <w:bCs/>
           <w:color w:val="0F9ED5" w:themeColor="accent4"/>
-          <w:sz w:val="18"/>
-          <w:szCs w:val="18"/>
+          <w:sz w:val="20"/>
+          <w:szCs w:val="20"/>
         </w:rPr>
         <w:t>EDUCATION</w:t>
       </w:r>
@@ -1426,25 +2353,25 @@
         <w:textAlignment w:val="baseline"/>
         <w:rPr>
           <w:rFonts w:ascii="Verdana" w:hAnsi="Verdana"/>
-          <w:sz w:val="18"/>
-          <w:szCs w:val="18"/>
-        </w:rPr>
-      </w:pPr>
-      <w:r>
-        <w:rPr>
-          <w:rFonts w:ascii="Verdana" w:hAnsi="Verdana"/>
-          <w:b/>
-          <w:bCs/>
-          <w:sz w:val="18"/>
-          <w:szCs w:val="18"/>
+          <w:sz w:val="20"/>
+          <w:szCs w:val="20"/>
+        </w:rPr>
+      </w:pPr>
+      <w:r>
+        <w:rPr>
+          <w:rFonts w:ascii="Verdana" w:hAnsi="Verdana"/>
+          <w:b/>
+          <w:bCs/>
+          <w:sz w:val="20"/>
+          <w:szCs w:val="20"/>
         </w:rPr>
         <w:t>Bachelor of Technology in Computer Science and Engineering (CSE)</w:t>
       </w:r>
       <w:r>
         <w:rPr>
           <w:rFonts w:ascii="Verdana" w:hAnsi="Verdana"/>
-          <w:sz w:val="18"/>
-          <w:szCs w:val="18"/>
+          <w:sz w:val="20"/>
+          <w:szCs w:val="20"/>
         </w:rPr>
         <w:t xml:space="preserve"> </w:t>
       </w:r>
@@ -1459,15 +2386,15 @@
           <w:rFonts w:ascii="Verdana" w:hAnsi="Verdana"/>
           <w:b/>
           <w:bCs/>
-          <w:sz w:val="18"/>
-          <w:szCs w:val="18"/>
-        </w:rPr>
-      </w:pPr>
-      <w:r>
-        <w:rPr>
-          <w:rFonts w:ascii="Verdana" w:hAnsi="Verdana"/>
-          <w:sz w:val="18"/>
-          <w:szCs w:val="18"/>
+          <w:sz w:val="20"/>
+          <w:szCs w:val="20"/>
+        </w:rPr>
+      </w:pPr>
+      <w:r>
+        <w:rPr>
+          <w:rFonts w:ascii="Verdana" w:hAnsi="Verdana"/>
+          <w:sz w:val="20"/>
+          <w:szCs w:val="20"/>
         </w:rPr>
         <w:t xml:space="preserve">Presidency University, Bangalore, 2021 </w:t>
       </w:r>
@@ -1480,15 +2407,15 @@
         <w:textAlignment w:val="baseline"/>
         <w:rPr>
           <w:rFonts w:ascii="Verdana" w:hAnsi="Verdana"/>
-          <w:sz w:val="18"/>
-          <w:szCs w:val="18"/>
-        </w:rPr>
-      </w:pPr>
-      <w:r>
-        <w:rPr>
-          <w:rFonts w:ascii="Verdana" w:hAnsi="Verdana"/>
-          <w:sz w:val="18"/>
-          <w:szCs w:val="18"/>
+          <w:sz w:val="20"/>
+          <w:szCs w:val="20"/>
+        </w:rPr>
+      </w:pPr>
+      <w:r>
+        <w:rPr>
+          <w:rFonts w:ascii="Verdana" w:hAnsi="Verdana"/>
+          <w:sz w:val="20"/>
+          <w:szCs w:val="20"/>
         </w:rPr>
         <w:t xml:space="preserve">CGPA: 8.79 </w:t>
       </w:r>
@@ -1507,17 +2434,17 @@
           <w:rFonts w:ascii="Verdana" w:hAnsi="Verdana"/>
           <w:b/>
           <w:bCs/>
-          <w:sz w:val="18"/>
-          <w:szCs w:val="18"/>
-        </w:rPr>
-      </w:pPr>
-      <w:r>
-        <w:rPr>
-          <w:rFonts w:ascii="Verdana" w:hAnsi="Verdana"/>
-          <w:b/>
-          <w:bCs/>
-          <w:sz w:val="18"/>
-          <w:szCs w:val="18"/>
+          <w:sz w:val="20"/>
+          <w:szCs w:val="20"/>
+        </w:rPr>
+      </w:pPr>
+      <w:r>
+        <w:rPr>
+          <w:rFonts w:ascii="Verdana" w:hAnsi="Verdana"/>
+          <w:b/>
+          <w:bCs/>
+          <w:sz w:val="20"/>
+          <w:szCs w:val="20"/>
         </w:rPr>
         <w:t xml:space="preserve">Secondary School Certificate </w:t>
       </w:r>
@@ -1530,15 +2457,15 @@
         <w:textAlignment w:val="baseline"/>
         <w:rPr>
           <w:rFonts w:ascii="Verdana" w:hAnsi="Verdana"/>
-          <w:sz w:val="18"/>
-          <w:szCs w:val="18"/>
-        </w:rPr>
-      </w:pPr>
-      <w:r>
-        <w:rPr>
-          <w:rFonts w:ascii="Verdana" w:hAnsi="Verdana"/>
-          <w:sz w:val="18"/>
-          <w:szCs w:val="18"/>
+          <w:sz w:val="20"/>
+          <w:szCs w:val="20"/>
+        </w:rPr>
+      </w:pPr>
+      <w:r>
+        <w:rPr>
+          <w:rFonts w:ascii="Verdana" w:hAnsi="Verdana"/>
+          <w:sz w:val="20"/>
+          <w:szCs w:val="20"/>
         </w:rPr>
         <w:t xml:space="preserve">Max Muller High School, Bangalore, 2015  </w:t>
       </w:r>
@@ -1551,15 +2478,15 @@
         <w:textAlignment w:val="baseline"/>
         <w:rPr>
           <w:rFonts w:ascii="Verdana" w:hAnsi="Verdana"/>
-          <w:sz w:val="18"/>
-          <w:szCs w:val="18"/>
-        </w:rPr>
-      </w:pPr>
-      <w:r>
-        <w:rPr>
-          <w:rFonts w:ascii="Verdana" w:hAnsi="Verdana"/>
-          <w:sz w:val="18"/>
-          <w:szCs w:val="18"/>
+          <w:sz w:val="20"/>
+          <w:szCs w:val="20"/>
+        </w:rPr>
+      </w:pPr>
+      <w:r>
+        <w:rPr>
+          <w:rFonts w:ascii="Verdana" w:hAnsi="Verdana"/>
+          <w:sz w:val="20"/>
+          <w:szCs w:val="20"/>
         </w:rPr>
         <w:t>Percentage: 94.88%</w:t>
       </w:r>
@@ -1572,16 +2499,16 @@
         <w:textAlignment w:val="baseline"/>
         <w:rPr>
           <w:rFonts w:ascii="Verdana" w:hAnsi="Verdana"/>
-          <w:sz w:val="18"/>
-          <w:szCs w:val="18"/>
+          <w:sz w:val="20"/>
+          <w:szCs w:val="20"/>
         </w:rPr>
       </w:pPr>
       <w:r>
         <w:rPr>
           <w:rFonts w:ascii="Verdana" w:hAnsi="Verdana"/>
           <w:noProof/>
-          <w:sz w:val="18"/>
-          <w:szCs w:val="18"/>
+          <w:sz w:val="20"/>
+          <w:szCs w:val="20"/>
         </w:rPr>
         <mc:AlternateContent>
           <mc:Choice Requires="wps">
@@ -1657,8 +2584,8 @@
         <w:textAlignment w:val="baseline"/>
         <w:rPr>
           <w:rFonts w:ascii="Verdana" w:hAnsi="Verdana"/>
-          <w:sz w:val="18"/>
-          <w:szCs w:val="18"/>
+          <w:sz w:val="20"/>
+          <w:szCs w:val="20"/>
         </w:rPr>
       </w:pPr>
     </w:p>
@@ -1669,139 +2596,139 @@
         <w:textAlignment w:val="baseline"/>
         <w:rPr>
           <w:rFonts w:ascii="Verdana" w:hAnsi="Verdana"/>
-          <w:sz w:val="18"/>
-          <w:szCs w:val="18"/>
-        </w:rPr>
-      </w:pPr>
-      <w:r>
-        <w:rPr>
-          <w:rFonts w:ascii="Verdana" w:hAnsi="Verdana"/>
-          <w:sz w:val="18"/>
-          <w:szCs w:val="18"/>
+          <w:sz w:val="20"/>
+          <w:szCs w:val="20"/>
+        </w:rPr>
+      </w:pPr>
+      <w:r>
+        <w:rPr>
+          <w:rFonts w:ascii="Verdana" w:hAnsi="Verdana"/>
+          <w:sz w:val="20"/>
+          <w:szCs w:val="20"/>
         </w:rPr>
         <w:t xml:space="preserve">Date: </w:t>
       </w:r>
       <w:r>
         <w:rPr>
           <w:rFonts w:ascii="Verdana" w:hAnsi="Verdana"/>
-          <w:sz w:val="18"/>
-          <w:szCs w:val="18"/>
-        </w:rPr>
-        <w:t>14</w:t>
-      </w:r>
-      <w:r>
-        <w:rPr>
-          <w:rFonts w:ascii="Verdana" w:hAnsi="Verdana"/>
-          <w:sz w:val="18"/>
-          <w:szCs w:val="18"/>
+          <w:sz w:val="20"/>
+          <w:szCs w:val="20"/>
+        </w:rPr>
+        <w:t>1</w:t>
+      </w:r>
+      <w:r>
+        <w:rPr>
+          <w:rFonts w:ascii="Verdana" w:hAnsi="Verdana"/>
+          <w:sz w:val="20"/>
+          <w:szCs w:val="20"/>
           <w:vertAlign w:val="superscript"/>
         </w:rPr>
-        <w:t>th</w:t>
-      </w:r>
-      <w:r>
-        <w:rPr>
-          <w:rFonts w:ascii="Verdana" w:hAnsi="Verdana"/>
-          <w:sz w:val="18"/>
-          <w:szCs w:val="18"/>
+        <w:t>st</w:t>
+      </w:r>
+      <w:r>
+        <w:rPr>
+          <w:rFonts w:ascii="Verdana" w:hAnsi="Verdana"/>
+          <w:sz w:val="20"/>
+          <w:szCs w:val="20"/>
+        </w:rPr>
+        <w:t xml:space="preserve"> March 2026</w:t>
+      </w:r>
+      <w:r>
+        <w:rPr>
+          <w:rFonts w:ascii="Verdana" w:hAnsi="Verdana"/>
+          <w:sz w:val="20"/>
+          <w:szCs w:val="20"/>
+        </w:rPr>
+        <w:tab/>
+      </w:r>
+      <w:r>
+        <w:rPr>
+          <w:rFonts w:ascii="Verdana" w:hAnsi="Verdana"/>
+          <w:sz w:val="20"/>
+          <w:szCs w:val="20"/>
+        </w:rPr>
+        <w:tab/>
+      </w:r>
+      <w:r>
+        <w:rPr>
+          <w:rFonts w:ascii="Verdana" w:hAnsi="Verdana"/>
+          <w:sz w:val="20"/>
+          <w:szCs w:val="20"/>
+        </w:rPr>
+        <w:tab/>
+      </w:r>
+      <w:r>
+        <w:rPr>
+          <w:rFonts w:ascii="Verdana" w:hAnsi="Verdana"/>
+          <w:sz w:val="20"/>
+          <w:szCs w:val="20"/>
+        </w:rPr>
+        <w:tab/>
+      </w:r>
+      <w:r>
+        <w:rPr>
+          <w:rFonts w:ascii="Verdana" w:hAnsi="Verdana"/>
+          <w:sz w:val="20"/>
+          <w:szCs w:val="20"/>
+        </w:rPr>
+        <w:tab/>
+      </w:r>
+      <w:r>
+        <w:rPr>
+          <w:rFonts w:ascii="Verdana" w:hAnsi="Verdana"/>
+          <w:sz w:val="20"/>
+          <w:szCs w:val="20"/>
+        </w:rPr>
+        <w:tab/>
+      </w:r>
+      <w:r>
+        <w:rPr>
+          <w:rFonts w:ascii="Verdana" w:hAnsi="Verdana"/>
+          <w:sz w:val="20"/>
+          <w:szCs w:val="20"/>
+        </w:rPr>
+        <w:tab/>
+      </w:r>
+      <w:r>
+        <w:rPr>
+          <w:rFonts w:ascii="Verdana" w:hAnsi="Verdana"/>
+          <w:sz w:val="20"/>
+          <w:szCs w:val="20"/>
+        </w:rPr>
+        <w:tab/>
+      </w:r>
+      <w:r>
+        <w:rPr>
+          <w:rFonts w:ascii="Verdana" w:hAnsi="Verdana"/>
+          <w:sz w:val="20"/>
+          <w:szCs w:val="20"/>
+        </w:rPr>
+        <w:tab/>
+      </w:r>
+      <w:r>
+        <w:rPr>
+          <w:rFonts w:ascii="Verdana" w:hAnsi="Verdana"/>
+          <w:sz w:val="20"/>
+          <w:szCs w:val="20"/>
+        </w:rPr>
+        <w:tab/>
+        <w:t xml:space="preserve">     </w:t>
+      </w:r>
+      <w:r>
+        <w:rPr>
+          <w:rFonts w:ascii="Verdana" w:hAnsi="Verdana"/>
+          <w:sz w:val="20"/>
+          <w:szCs w:val="20"/>
         </w:rPr>
         <w:t xml:space="preserve"> </w:t>
       </w:r>
       <w:r>
         <w:rPr>
           <w:rFonts w:ascii="Verdana" w:hAnsi="Verdana"/>
-          <w:sz w:val="18"/>
-          <w:szCs w:val="18"/>
-        </w:rPr>
-        <w:t>Aug</w:t>
-      </w:r>
-      <w:r>
-        <w:rPr>
-          <w:rFonts w:ascii="Verdana" w:hAnsi="Verdana"/>
-          <w:sz w:val="18"/>
-          <w:szCs w:val="18"/>
-        </w:rPr>
-        <w:t xml:space="preserve"> 2024</w:t>
-      </w:r>
-      <w:r>
-        <w:rPr>
-          <w:rFonts w:ascii="Verdana" w:hAnsi="Verdana"/>
-          <w:sz w:val="18"/>
-          <w:szCs w:val="18"/>
-        </w:rPr>
-        <w:tab/>
-      </w:r>
-      <w:r>
-        <w:rPr>
-          <w:rFonts w:ascii="Verdana" w:hAnsi="Verdana"/>
-          <w:sz w:val="18"/>
-          <w:szCs w:val="18"/>
-        </w:rPr>
-        <w:tab/>
-      </w:r>
-      <w:r>
-        <w:rPr>
-          <w:rFonts w:ascii="Verdana" w:hAnsi="Verdana"/>
-          <w:sz w:val="18"/>
-          <w:szCs w:val="18"/>
-        </w:rPr>
-        <w:tab/>
-      </w:r>
-      <w:r>
-        <w:rPr>
-          <w:rFonts w:ascii="Verdana" w:hAnsi="Verdana"/>
-          <w:sz w:val="18"/>
-          <w:szCs w:val="18"/>
-        </w:rPr>
-        <w:tab/>
-      </w:r>
-      <w:r>
-        <w:rPr>
-          <w:rFonts w:ascii="Verdana" w:hAnsi="Verdana"/>
-          <w:sz w:val="18"/>
-          <w:szCs w:val="18"/>
-        </w:rPr>
-        <w:tab/>
-      </w:r>
-      <w:r>
-        <w:rPr>
-          <w:rFonts w:ascii="Verdana" w:hAnsi="Verdana"/>
-          <w:sz w:val="18"/>
-          <w:szCs w:val="18"/>
-        </w:rPr>
-        <w:tab/>
-      </w:r>
-      <w:r>
-        <w:rPr>
-          <w:rFonts w:ascii="Verdana" w:hAnsi="Verdana"/>
-          <w:sz w:val="18"/>
-          <w:szCs w:val="18"/>
-        </w:rPr>
-        <w:tab/>
-      </w:r>
-      <w:r>
-        <w:rPr>
-          <w:rFonts w:ascii="Verdana" w:hAnsi="Verdana"/>
-          <w:sz w:val="18"/>
-          <w:szCs w:val="18"/>
-        </w:rPr>
-        <w:tab/>
-      </w:r>
-      <w:r>
-        <w:rPr>
-          <w:rFonts w:ascii="Verdana" w:hAnsi="Verdana"/>
-          <w:sz w:val="18"/>
-          <w:szCs w:val="18"/>
-        </w:rPr>
-        <w:tab/>
-      </w:r>
-      <w:r>
-        <w:rPr>
-          <w:rFonts w:ascii="Verdana" w:hAnsi="Verdana"/>
-          <w:sz w:val="18"/>
-          <w:szCs w:val="18"/>
-        </w:rPr>
-        <w:tab/>
-        <w:t xml:space="preserve">         Prakyath Arya</w:t>
+          <w:sz w:val="20"/>
+          <w:szCs w:val="20"/>
+        </w:rPr>
+        <w:t>Prakyath Arya</w:t>
       </w:r>
     </w:p>
     <w:sectPr>
@@ -1815,7 +2742,7 @@
 </file>
 
 <file path=word/numbering.xml><?xml version="1.0" encoding="utf-8"?>
-<w:numbering xmlns:wpc="http://schemas.microsoft.com/office/word/2010/wordprocessingCanvas" xmlns:cx="http://schemas.microsoft.com/office/drawing/2014/chartex" xmlns:cx1="http://schemas.microsoft.com/office/drawing/2015/9/8/chartex" xmlns:cx2="http://schemas.microsoft.com/office/drawing/2015/10/21/chartex" xmlns:cx3="http://schemas.microsoft.com/office/drawing/2016/5/9/chartex" xmlns:cx4="http://schemas.microsoft.com/office/drawing/2016/5/10/chartex" xmlns:cx5="http://schemas.microsoft.com/office/drawing/2016/5/11/chartex" xmlns:cx6="http://schemas.microsoft.com/office/drawing/2016/5/12/chartex" xmlns:cx7="http://schemas.microsoft.com/office/drawing/2016/5/13/chartex" xmlns:cx8="http://schemas.microsoft.com/office/drawing/2016/5/14/chartex" xmlns:mc="http://schemas.openxmlformats.org/markup-compatibility/2006" xmlns:aink="http://schemas.microsoft.com/office/drawing/2016/ink" xmlns:am3d="http://schemas.microsoft.com/office/drawing/2017/model3d" xmlns:o="urn:schemas-microsoft-com:office:office" xmlns:oel="http://schemas.microsoft.com/office/2019/extlst" xmlns:r="http://schemas.openxmlformats.org/officeDocument/2006/relationships" xmlns:m="http://schemas.openxmlformats.org/officeDocument/2006/math" xmlns:v="urn:schemas-microsoft-com:vml" xmlns:wp14="http://schemas.microsoft.com/office/word/2010/wordprocessingDrawing" xmlns:wp="http://schemas.openxmlformats.org/drawingml/2006/wordprocessingDrawing" xmlns:w10="urn:schemas-microsoft-com:office:word" xmlns:w="http://schemas.openxmlformats.org/wordprocessingml/2006/main" xmlns:w14="http://schemas.microsoft.com/office/word/2010/wordml" xmlns:w15="http://schemas.microsoft.com/office/word/2012/wordml" xmlns:w16cex="http://schemas.microsoft.com/office/word/2018/wordml/cex" xmlns:w16cid="http://schemas.microsoft.com/office/word/2016/wordml/cid" xmlns:w16="http://schemas.microsoft.com/office/word/2018/wordml" xmlns:w16du="http://schemas.microsoft.com/office/word/2023/wordml/word16du" xmlns:w16sdtdh="http://schemas.microsoft.com/office/word/2020/wordml/sdtdatahash" xmlns:w16se="http://schemas.microsoft.com/office/word/2015/wordml/symex" xmlns:wpg="http://schemas.microsoft.com/office/word/2010/wordprocessingGroup" xmlns:wpi="http://schemas.microsoft.com/office/word/2010/wordprocessingInk" xmlns:wne="http://schemas.microsoft.com/office/word/2006/wordml" xmlns:wps="http://schemas.microsoft.com/office/word/2010/wordprocessingShape" mc:Ignorable="w14 w15 w16se w16cid w16 w16cex w16sdtdh w16du wp14">
+<w:numbering xmlns:wpc="http://schemas.microsoft.com/office/word/2010/wordprocessingCanvas" xmlns:cx="http://schemas.microsoft.com/office/drawing/2014/chartex" xmlns:cx1="http://schemas.microsoft.com/office/drawing/2015/9/8/chartex" xmlns:cx2="http://schemas.microsoft.com/office/drawing/2015/10/21/chartex" xmlns:cx3="http://schemas.microsoft.com/office/drawing/2016/5/9/chartex" xmlns:cx4="http://schemas.microsoft.com/office/drawing/2016/5/10/chartex" xmlns:cx5="http://schemas.microsoft.com/office/drawing/2016/5/11/chartex" xmlns:cx6="http://schemas.microsoft.com/office/drawing/2016/5/12/chartex" xmlns:cx7="http://schemas.microsoft.com/office/drawing/2016/5/13/chartex" xmlns:cx8="http://schemas.microsoft.com/office/drawing/2016/5/14/chartex" xmlns:mc="http://schemas.openxmlformats.org/markup-compatibility/2006" xmlns:aink="http://schemas.microsoft.com/office/drawing/2016/ink" xmlns:am3d="http://schemas.microsoft.com/office/drawing/2017/model3d" xmlns:o="urn:schemas-microsoft-com:office:office" xmlns:oel="http://schemas.microsoft.com/office/2019/extlst" xmlns:r="http://schemas.openxmlformats.org/officeDocument/2006/relationships" xmlns:m="http://schemas.openxmlformats.org/officeDocument/2006/math" xmlns:v="urn:schemas-microsoft-com:vml" xmlns:wp14="http://schemas.microsoft.com/office/word/2010/wordprocessingDrawing" xmlns:wp="http://schemas.openxmlformats.org/drawingml/2006/wordprocessingDrawing" xmlns:w10="urn:schemas-microsoft-com:office:word" xmlns:w="http://schemas.openxmlformats.org/wordprocessingml/2006/main" xmlns:w14="http://schemas.microsoft.com/office/word/2010/wordml" xmlns:w15="http://schemas.microsoft.com/office/word/2012/wordml" xmlns:w16cex="http://schemas.microsoft.com/office/word/2018/wordml/cex" xmlns:w16cid="http://schemas.microsoft.com/office/word/2016/wordml/cid" xmlns:w16="http://schemas.microsoft.com/office/word/2018/wordml" xmlns:w16du="http://schemas.microsoft.com/office/word/2023/wordml/word16du" xmlns:w16sdtdh="http://schemas.microsoft.com/office/word/2020/wordml/sdtdatahash" xmlns:w16sdtfl="http://schemas.microsoft.com/office/word/2024/wordml/sdtformatlock" xmlns:w16se="http://schemas.microsoft.com/office/word/2015/wordml/symex" xmlns:wpg="http://schemas.microsoft.com/office/word/2010/wordprocessingGroup" xmlns:wpi="http://schemas.microsoft.com/office/word/2010/wordprocessingInk" xmlns:wne="http://schemas.microsoft.com/office/word/2006/wordml" xmlns:wps="http://schemas.microsoft.com/office/word/2010/wordprocessingShape" mc:Ignorable="w14 w15 w16se w16cid w16 w16cex w16sdtdh w16sdtfl w16du wp14">
   <w:abstractNum w:abstractNumId="0" w15:restartNumberingAfterBreak="0">
     <w:nsid w:val="0F264D32"/>
     <w:multiLevelType w:val="hybridMultilevel"/>
@@ -3580,7 +4507,7 @@
 </file>
 
 <file path=word/styles.xml><?xml version="1.0" encoding="utf-8"?>
-<w:styles xmlns:mc="http://schemas.openxmlformats.org/markup-compatibility/2006" xmlns:r="http://schemas.openxmlformats.org/officeDocument/2006/relationships" xmlns:w="http://schemas.openxmlformats.org/wordprocessingml/2006/main" xmlns:w14="http://schemas.microsoft.com/office/word/2010/wordml" xmlns:w15="http://schemas.microsoft.com/office/word/2012/wordml" xmlns:w16cex="http://schemas.microsoft.com/office/word/2018/wordml/cex" xmlns:w16cid="http://schemas.microsoft.com/office/word/2016/wordml/cid" xmlns:w16="http://schemas.microsoft.com/office/word/2018/wordml" xmlns:w16du="http://schemas.microsoft.com/office/word/2023/wordml/word16du" xmlns:w16sdtdh="http://schemas.microsoft.com/office/word/2020/wordml/sdtdatahash" xmlns:w16se="http://schemas.microsoft.com/office/word/2015/wordml/symex" mc:Ignorable="w14 w15 w16se w16cid w16 w16cex w16sdtdh w16du">
+<w:styles xmlns:mc="http://schemas.openxmlformats.org/markup-compatibility/2006" xmlns:r="http://schemas.openxmlformats.org/officeDocument/2006/relationships" xmlns:w="http://schemas.openxmlformats.org/wordprocessingml/2006/main" xmlns:w14="http://schemas.microsoft.com/office/word/2010/wordml" xmlns:w15="http://schemas.microsoft.com/office/word/2012/wordml" xmlns:w16cex="http://schemas.microsoft.com/office/word/2018/wordml/cex" xmlns:w16cid="http://schemas.microsoft.com/office/word/2016/wordml/cid" xmlns:w16="http://schemas.microsoft.com/office/word/2018/wordml" xmlns:w16du="http://schemas.microsoft.com/office/word/2023/wordml/word16du" xmlns:w16sdtdh="http://schemas.microsoft.com/office/word/2020/wordml/sdtdatahash" xmlns:w16sdtfl="http://schemas.microsoft.com/office/word/2024/wordml/sdtformatlock" xmlns:w16se="http://schemas.microsoft.com/office/word/2015/wordml/symex" mc:Ignorable="w14 w15 w16se w16cid w16 w16cex w16sdtdh w16sdtfl w16du">
   <w:docDefaults>
     <w:rPrDefault>
       <w:rPr>
@@ -4183,7 +5110,6 @@
   <w:style w:type="character" w:default="1" w:styleId="DefaultParagraphFont">
     <w:name w:val="Default Paragraph Font"/>
     <w:uiPriority w:val="1"/>
-    <w:semiHidden/>
     <w:unhideWhenUsed/>
   </w:style>
   <w:style w:type="table" w:default="1" w:styleId="TableNormal">
@@ -4827,4 +5753,10 @@
     </a:ext>
   </a:extLst>
 </a:theme>
+</file>
+
+<file path=docMetadata/LabelInfo.xml><?xml version="1.0" encoding="utf-8"?>
+<clbl:labelList xmlns:clbl="http://schemas.microsoft.com/office/2020/mipLabelMetadata">
+  <clbl:label id="{ea60d57e-af5b-4752-ac57-3e4f28ca11dc}" enabled="1" method="Standard" siteId="{36da45f1-dd2c-4d1f-af13-5abe46b99921}" contentBits="0" removed="0"/>
+</clbl:labelList>
 </file>